--- a/00-首页/题组Word/初赛模拟卷/真题版式/初赛模拟卷IX（非有机·学生版·真题版式）.docx
+++ b/00-首页/题组Word/初赛模拟卷/真题版式/初赛模拟卷IX（非有机·学生版·真题版式）.docx
@@ -2,7 +2,7 @@
 <file path=word/document.xml><?xml version="1.0" encoding="utf-8"?>
 <w:document xmlns:w="http://schemas.openxmlformats.org/wordprocessingml/2006/main" xmlns:m="http://schemas.openxmlformats.org/officeDocument/2006/math" xmlns:r="http://schemas.openxmlformats.org/officeDocument/2006/relationships" xmlns:o="urn:schemas-microsoft-com:office:office" xmlns:v="urn:schemas-microsoft-com:vml" xmlns:w10="urn:schemas-microsoft-com:office:word" xmlns:a="http://schemas.openxmlformats.org/drawingml/2006/main" xmlns:pic="http://schemas.openxmlformats.org/drawingml/2006/picture" xmlns:wp="http://schemas.openxmlformats.org/drawingml/2006/wordprocessingDrawing">
   <w:body>
-    <w:bookmarkStart w:id="53" w:name="初赛模拟卷-ix非有机"/>
+    <w:bookmarkStart w:id="52" w:name="初赛模拟卷-ix非有机"/>
     <w:p>
       <w:pPr>
         <w:pStyle w:val="Heading1"/>
@@ -23,7 +23,7 @@
         <w:t xml:space="preserve">IX（非有机）</w:t>
       </w:r>
     </w:p>
-    <w:bookmarkStart w:id="32" w:name="第一部分-元素化学与分析化学第-17-题共-64-分"/>
+    <w:bookmarkStart w:id="31" w:name="第一部分-元素化学与分析化学第-16-题共-54-分"/>
     <w:p>
       <w:pPr>
         <w:pStyle w:val="Heading2"/>
@@ -44,7 +44,7 @@
         <w:t xml:space="preserve">元素化学与分析化学（第</w:t>
       </w:r>
       <w:r>
-        <w:t xml:space="preserve"> 1–7 </w:t>
+        <w:t xml:space="preserve"> 1–6 </w:t>
       </w:r>
       <w:r>
         <w:rPr>
@@ -53,7 +53,7 @@
         <w:t xml:space="preserve">题，共</w:t>
       </w:r>
       <w:r>
-        <w:t xml:space="preserve"> 64 </w:t>
+        <w:t xml:space="preserve"> 54 </w:t>
       </w:r>
       <w:r>
         <w:rPr>
@@ -5922,7 +5922,7 @@
       <w:r>
         <w:drawing>
           <wp:inline>
-            <wp:extent cx="6184900" cy="3134428"/>
+            <wp:extent cx="3600000" cy="1824433"/>
             <wp:effectExtent b="0" l="0" r="0" t="0"/>
             <wp:docPr descr="" title="" id="25" name="Picture"/>
             <a:graphic>
@@ -5943,7 +5943,7 @@
                   <pic:spPr bwMode="auto">
                     <a:xfrm>
                       <a:off x="0" y="0"/>
-                      <a:ext cx="6184900" cy="3134428"/>
+                      <a:ext cx="3600000" cy="1824433"/>
                     </a:xfrm>
                     <a:prstGeom prst="rect">
                       <a:avLst/>
@@ -6155,7 +6155,7 @@
       <w:r>
         <w:drawing>
           <wp:inline>
-            <wp:extent cx="6184900" cy="1469623"/>
+            <wp:extent cx="3600000" cy="855412"/>
             <wp:effectExtent b="0" l="0" r="0" t="0"/>
             <wp:docPr descr="" title="" id="28" name="Picture"/>
             <a:graphic>
@@ -6176,7 +6176,7 @@
                   <pic:spPr bwMode="auto">
                     <a:xfrm>
                       <a:off x="0" y="0"/>
-                      <a:ext cx="6184900" cy="1469623"/>
+                      <a:ext cx="3600000" cy="855412"/>
                     </a:xfrm>
                     <a:prstGeom prst="rect">
                       <a:avLst/>
@@ -7445,7 +7445,47 @@
       </w:r>
     </w:p>
     <w:bookmarkEnd w:id="30"/>
-    <w:bookmarkStart w:id="31" w:name="第-7-题10-分"/>
+    <w:bookmarkEnd w:id="31"/>
+    <w:bookmarkStart w:id="46" w:name="第二部分-结构化学第-812-题共-44-分"/>
+    <w:p>
+      <w:pPr>
+        <w:pStyle w:val="Heading2"/>
+      </w:pPr>
+      <w:r>
+        <w:rPr>
+          <w:rFonts w:ascii="Times New Roman" w:hAnsi="Times New Roman" w:cs="Times New Roman" w:eastAsia="SimSun"/>
+        </w:rPr>
+        <w:t xml:space="preserve">第二部分</w:t>
+      </w:r>
+      <w:r>
+        <w:t xml:space="preserve">　</w:t>
+      </w:r>
+      <w:r>
+        <w:rPr>
+          <w:rFonts w:ascii="Times New Roman" w:hAnsi="Times New Roman" w:cs="Times New Roman" w:eastAsia="SimSun"/>
+        </w:rPr>
+        <w:t xml:space="preserve">结构化学（第</w:t>
+      </w:r>
+      <w:r>
+        <w:t xml:space="preserve"> 8–12 </w:t>
+      </w:r>
+      <w:r>
+        <w:rPr>
+          <w:rFonts w:ascii="Times New Roman" w:hAnsi="Times New Roman" w:cs="Times New Roman" w:eastAsia="SimSun"/>
+        </w:rPr>
+        <w:t xml:space="preserve">题，共</w:t>
+      </w:r>
+      <w:r>
+        <w:t xml:space="preserve"> 44 </w:t>
+      </w:r>
+      <w:r>
+        <w:rPr>
+          <w:rFonts w:ascii="Times New Roman" w:hAnsi="Times New Roman" w:cs="Times New Roman" w:eastAsia="SimSun"/>
+        </w:rPr>
+        <w:t xml:space="preserve">分）</w:t>
+      </w:r>
+    </w:p>
+    <w:bookmarkStart w:id="32" w:name="第-8-题8-分"/>
     <w:p>
       <w:pPr>
         <w:pStyle w:val="Heading3"/>
@@ -7457,13 +7497,13 @@
         <w:t xml:space="preserve">第</w:t>
       </w:r>
       <w:r>
-        <w:t xml:space="preserve"> 7 </w:t>
-      </w:r>
-      <w:r>
-        <w:rPr>
-          <w:rFonts w:ascii="Times New Roman" w:hAnsi="Times New Roman" w:cs="Times New Roman" w:eastAsia="SimSun"/>
-        </w:rPr>
-        <w:t xml:space="preserve">题（10</w:t>
+        <w:t xml:space="preserve"> 8 </w:t>
+      </w:r>
+      <w:r>
+        <w:rPr>
+          <w:rFonts w:ascii="Times New Roman" w:hAnsi="Times New Roman" w:cs="Times New Roman" w:eastAsia="SimSun"/>
+        </w:rPr>
+        <w:t xml:space="preserve">题（8</w:t>
       </w:r>
       <w:r>
         <w:t xml:space="preserve"> </w:t>
@@ -7485,28 +7525,232 @@
         <w:rPr>
           <w:rFonts w:ascii="Times New Roman" w:hAnsi="Times New Roman" w:cs="Times New Roman" w:eastAsia="SimSun"/>
         </w:rPr>
-        <w:t xml:space="preserve">化合物</w:t>
-      </w:r>
-      <w:r>
-        <w:t xml:space="preserve"> A </w:t>
-      </w:r>
-      <w:r>
-        <w:rPr>
-          <w:rFonts w:ascii="Times New Roman" w:hAnsi="Times New Roman" w:cs="Times New Roman" w:eastAsia="SimSun"/>
-        </w:rPr>
-        <w:t xml:space="preserve">是金属</w:t>
-      </w:r>
-      <w:r>
-        <w:t xml:space="preserve"> H </w:t>
-      </w:r>
-      <w:r>
-        <w:rPr>
-          <w:rFonts w:ascii="Times New Roman" w:hAnsi="Times New Roman" w:cs="Times New Roman" w:eastAsia="SimSun"/>
-        </w:rPr>
-        <w:t xml:space="preserve">的一种稳定的盐。除去金属以后它含有</w:t>
-      </w:r>
-      <w:r>
-        <w:t xml:space="preserve"> 11.97% N、3.45% H </w:t>
+        <w:t xml:space="preserve">制备含</w:t>
+      </w:r>
+      <w:r>
+        <w:t xml:space="preserve"> </w:t>
+      </w:r>
+      <m:oMath>
+        <m:sSubSup>
+          <m:e>
+            <m:r>
+              <m:rPr>
+                <m:sty m:val="p"/>
+              </m:rPr>
+              <w:rPr>
+                <w:rFonts w:ascii="Times New Roman" w:hAnsi="Times New Roman" w:cs="Times New Roman" w:eastAsia="SimSun"/>
+              </w:rPr>
+              <m:t>O</m:t>
+            </m:r>
+          </m:e>
+          <m:sub>
+            <m:r>
+              <w:rPr>
+                <w:rFonts w:ascii="Times New Roman" w:hAnsi="Times New Roman" w:cs="Times New Roman" w:eastAsia="SimSun"/>
+              </w:rPr>
+              <m:t>2</m:t>
+            </m:r>
+          </m:sub>
+          <m:sup>
+            <m:r>
+              <m:rPr>
+                <m:sty m:val="p"/>
+              </m:rPr>
+              <w:rPr>
+                <w:rFonts w:ascii="Times New Roman" w:hAnsi="Times New Roman" w:cs="Times New Roman" w:eastAsia="SimSun"/>
+              </w:rPr>
+              <m:t>−</m:t>
+            </m:r>
+          </m:sup>
+        </m:sSubSup>
+      </m:oMath>
+      <w:r>
+        <w:t xml:space="preserve">、</w:t>
+      </w:r>
+      <m:oMath>
+        <m:sSubSup>
+          <m:e>
+            <m:r>
+              <m:rPr>
+                <m:sty m:val="p"/>
+              </m:rPr>
+              <w:rPr>
+                <w:rFonts w:ascii="Times New Roman" w:hAnsi="Times New Roman" w:cs="Times New Roman" w:eastAsia="SimSun"/>
+              </w:rPr>
+              <m:t>O</m:t>
+            </m:r>
+          </m:e>
+          <m:sub>
+            <m:r>
+              <w:rPr>
+                <w:rFonts w:ascii="Times New Roman" w:hAnsi="Times New Roman" w:cs="Times New Roman" w:eastAsia="SimSun"/>
+              </w:rPr>
+              <m:t>2</m:t>
+            </m:r>
+          </m:sub>
+          <m:sup>
+            <m:r>
+              <w:rPr>
+                <w:rFonts w:ascii="Times New Roman" w:hAnsi="Times New Roman" w:cs="Times New Roman" w:eastAsia="SimSun"/>
+              </w:rPr>
+              <m:t>2</m:t>
+            </m:r>
+            <m:r>
+              <m:rPr>
+                <m:sty m:val="p"/>
+              </m:rPr>
+              <w:rPr>
+                <w:rFonts w:ascii="Times New Roman" w:hAnsi="Times New Roman" w:cs="Times New Roman" w:eastAsia="SimSun"/>
+              </w:rPr>
+              <m:t>−</m:t>
+            </m:r>
+          </m:sup>
+        </m:sSubSup>
+      </m:oMath>
+      <w:r>
+        <w:t xml:space="preserve"> </w:t>
+      </w:r>
+      <w:r>
+        <w:rPr>
+          <w:rFonts w:ascii="Times New Roman" w:hAnsi="Times New Roman" w:cs="Times New Roman" w:eastAsia="SimSun"/>
+        </w:rPr>
+        <w:t xml:space="preserve">甚至</w:t>
+      </w:r>
+      <w:r>
+        <w:t xml:space="preserve"> </w:t>
+      </w:r>
+      <m:oMath>
+        <m:sSubSup>
+          <m:e>
+            <m:r>
+              <m:rPr>
+                <m:sty m:val="p"/>
+              </m:rPr>
+              <w:rPr>
+                <w:rFonts w:ascii="Times New Roman" w:hAnsi="Times New Roman" w:cs="Times New Roman" w:eastAsia="SimSun"/>
+              </w:rPr>
+              <m:t>O</m:t>
+            </m:r>
+          </m:e>
+          <m:sub>
+            <m:r>
+              <w:rPr>
+                <w:rFonts w:ascii="Times New Roman" w:hAnsi="Times New Roman" w:cs="Times New Roman" w:eastAsia="SimSun"/>
+              </w:rPr>
+              <m:t>2</m:t>
+            </m:r>
+          </m:sub>
+          <m:sup>
+            <m:r>
+              <m:rPr>
+                <m:sty m:val="p"/>
+              </m:rPr>
+              <w:rPr>
+                <w:rFonts w:ascii="Times New Roman" w:hAnsi="Times New Roman" w:cs="Times New Roman" w:eastAsia="SimSun"/>
+              </w:rPr>
+              <m:t>+</m:t>
+            </m:r>
+          </m:sup>
+        </m:sSubSup>
+      </m:oMath>
+      <w:r>
+        <w:t xml:space="preserve"> </w:t>
+      </w:r>
+      <w:r>
+        <w:rPr>
+          <w:rFonts w:ascii="Times New Roman" w:hAnsi="Times New Roman" w:cs="Times New Roman" w:eastAsia="SimSun"/>
+        </w:rPr>
+        <w:t xml:space="preserve">的化合物是可能的。</w:t>
+      </w:r>
+      <w:r>
+        <w:t xml:space="preserve"> </w:t>
+      </w:r>
+      <w:r>
+        <w:t xml:space="preserve">(1) </w:t>
+      </w:r>
+      <w:r>
+        <w:rPr>
+          <w:rFonts w:ascii="Times New Roman" w:hAnsi="Times New Roman" w:cs="Times New Roman" w:eastAsia="SimSun"/>
+        </w:rPr>
+        <w:t xml:space="preserve">明确指出上述反应中哪些相当于氧分子的氧化，哪些相当于还原。</w:t>
+      </w:r>
+      <w:r>
+        <w:t xml:space="preserve"> </w:t>
+      </w:r>
+      <w:r>
+        <w:t xml:space="preserve">(2) </w:t>
+      </w:r>
+      <w:r>
+        <w:rPr>
+          <w:rFonts w:ascii="Times New Roman" w:hAnsi="Times New Roman" w:cs="Times New Roman" w:eastAsia="SimSun"/>
+        </w:rPr>
+        <w:t xml:space="preserve">对上述每一种离子给出含该离子的一种化合物的化学式。</w:t>
+      </w:r>
+      <w:r>
+        <w:t xml:space="preserve"> </w:t>
+      </w:r>
+      <w:r>
+        <w:t xml:space="preserve">(3) </w:t>
+      </w:r>
+      <w:r>
+        <w:rPr>
+          <w:rFonts w:ascii="Times New Roman" w:hAnsi="Times New Roman" w:cs="Times New Roman" w:eastAsia="SimSun"/>
+        </w:rPr>
+        <w:t xml:space="preserve">已知在上述型体中有一种是反磁的，指出是哪一种。</w:t>
+      </w:r>
+      <w:r>
+        <w:t xml:space="preserve"> </w:t>
+      </w:r>
+      <w:r>
+        <w:t xml:space="preserve">(4) </w:t>
+      </w:r>
+      <w:r>
+        <w:rPr>
+          <w:rFonts w:ascii="Times New Roman" w:hAnsi="Times New Roman" w:cs="Times New Roman" w:eastAsia="SimSun"/>
+        </w:rPr>
+        <w:t xml:space="preserve">已知上述四种型体中</w:t>
+      </w:r>
+      <w:r>
+        <w:t xml:space="preserve"> O—O </w:t>
+      </w:r>
+      <w:r>
+        <w:rPr>
+          <w:rFonts w:ascii="Times New Roman" w:hAnsi="Times New Roman" w:cs="Times New Roman" w:eastAsia="SimSun"/>
+        </w:rPr>
+        <w:t xml:space="preserve">原子间的距离为</w:t>
+      </w:r>
+      <w:r>
+        <w:t xml:space="preserve"> 112pm、121pm、132pm </w:t>
+      </w:r>
+      <w:r>
+        <w:rPr>
+          <w:rFonts w:ascii="Times New Roman" w:hAnsi="Times New Roman" w:cs="Times New Roman" w:eastAsia="SimSun"/>
+        </w:rPr>
+        <w:t xml:space="preserve">和大约</w:t>
+      </w:r>
+      <w:r>
+        <w:t xml:space="preserve"> </w:t>
+      </w:r>
+      <w:r>
+        <w:rPr>
+          <w:rFonts w:ascii="Times New Roman" w:hAnsi="Times New Roman" w:cs="Times New Roman" w:eastAsia="SimSun"/>
+        </w:rPr>
+        <w:t xml:space="preserve">149pm。把这四个数值填在合适的空格内。</w:t>
+      </w:r>
+      <w:r>
+        <w:t xml:space="preserve"> </w:t>
+      </w:r>
+      <w:r>
+        <w:t xml:space="preserve">(5) </w:t>
+      </w:r>
+      <w:r>
+        <w:rPr>
+          <w:rFonts w:ascii="Times New Roman" w:hAnsi="Times New Roman" w:cs="Times New Roman" w:eastAsia="SimSun"/>
+        </w:rPr>
+        <w:t xml:space="preserve">有三种型体的键能约为</w:t>
+      </w:r>
+      <w:r>
+        <w:t xml:space="preserve"> 200 kJ·mol⁻¹、490 kJ·mol⁻¹ </w:t>
       </w:r>
       <w:r>
         <w:rPr>
@@ -7515,1350 +7759,93 @@
         <w:t xml:space="preserve">和</w:t>
       </w:r>
       <w:r>
-        <w:t xml:space="preserve"> 41.03% </w:t>
-      </w:r>
-      <w:r>
-        <w:rPr>
-          <w:rFonts w:ascii="Times New Roman" w:hAnsi="Times New Roman" w:cs="Times New Roman" w:eastAsia="SimSun"/>
-        </w:rPr>
-        <w:t xml:space="preserve">O（质量分数）。下图描述了从</w:t>
-      </w:r>
-      <w:r>
-        <w:t xml:space="preserve"> A </w:t>
-      </w:r>
-      <w:r>
-        <w:rPr>
-          <w:rFonts w:ascii="Times New Roman" w:hAnsi="Times New Roman" w:cs="Times New Roman" w:eastAsia="SimSun"/>
-        </w:rPr>
-        <w:t xml:space="preserve">到</w:t>
-      </w:r>
-      <w:r>
-        <w:t xml:space="preserve"> H </w:t>
-      </w:r>
-      <w:r>
-        <w:rPr>
-          <w:rFonts w:ascii="Times New Roman" w:hAnsi="Times New Roman" w:cs="Times New Roman" w:eastAsia="SimSun"/>
-        </w:rPr>
-        <w:t xml:space="preserve">的一系列反应（△表示加热）。箭头上方显示了必要的反应物。所有用一个字母标记的物质包含这种金属，但是所有副产物都不包含这种金属（若某物质被标为在水中溶解，那么它是离子型的，并且你只需要写出包含这种金属的离子）。</w:t>
+        <w:t xml:space="preserve"> 625 </w:t>
+      </w:r>
+      <w:r>
+        <w:rPr>
+          <w:rFonts w:ascii="Times New Roman" w:hAnsi="Times New Roman" w:cs="Times New Roman" w:eastAsia="SimSun"/>
+        </w:rPr>
+        <w:t xml:space="preserve">kJ·mol⁻¹，另一种因数值不定未给出。</w:t>
+      </w:r>
+      <w:r>
+        <w:t xml:space="preserve"> </w:t>
+      </w:r>
+      <w:r>
+        <w:t xml:space="preserve">(6) </w:t>
+      </w:r>
+      <w:r>
+        <w:rPr>
+          <w:rFonts w:ascii="Times New Roman" w:hAnsi="Times New Roman" w:cs="Times New Roman" w:eastAsia="SimSun"/>
+        </w:rPr>
+        <w:t xml:space="preserve">确定每一型体的键级。</w:t>
+      </w:r>
+      <w:r>
+        <w:t xml:space="preserve"> </w:t>
+      </w:r>
+      <w:r>
+        <w:t xml:space="preserve">(7) </w:t>
+      </w:r>
+      <w:r>
+        <w:rPr>
+          <w:rFonts w:ascii="Times New Roman" w:hAnsi="Times New Roman" w:cs="Times New Roman" w:eastAsia="SimSun"/>
+        </w:rPr>
+        <w:t xml:space="preserve">指出按你设想有没有可能制备含</w:t>
+      </w:r>
+      <w:r>
+        <w:t xml:space="preserve"> </w:t>
+      </w:r>
+      <m:oMath>
+        <m:sSubSup>
+          <m:e>
+            <m:r>
+              <m:rPr>
+                <m:sty m:val="p"/>
+              </m:rPr>
+              <w:rPr>
+                <w:rFonts w:ascii="Times New Roman" w:hAnsi="Times New Roman" w:cs="Times New Roman" w:eastAsia="SimSun"/>
+              </w:rPr>
+              <m:t>F</m:t>
+            </m:r>
+          </m:e>
+          <m:sub>
+            <m:r>
+              <w:rPr>
+                <w:rFonts w:ascii="Times New Roman" w:hAnsi="Times New Roman" w:cs="Times New Roman" w:eastAsia="SimSun"/>
+              </w:rPr>
+              <m:t>2</m:t>
+            </m:r>
+          </m:sub>
+          <m:sup>
+            <m:r>
+              <w:rPr>
+                <w:rFonts w:ascii="Times New Roman" w:hAnsi="Times New Roman" w:cs="Times New Roman" w:eastAsia="SimSun"/>
+              </w:rPr>
+              <m:t>2</m:t>
+            </m:r>
+            <m:r>
+              <m:rPr>
+                <m:sty m:val="p"/>
+              </m:rPr>
+              <w:rPr>
+                <w:rFonts w:ascii="Times New Roman" w:hAnsi="Times New Roman" w:cs="Times New Roman" w:eastAsia="SimSun"/>
+              </w:rPr>
+              <m:t>−</m:t>
+            </m:r>
+          </m:sup>
+        </m:sSubSup>
+      </m:oMath>
+      <w:r>
+        <w:t xml:space="preserve"> </w:t>
+      </w:r>
+      <w:r>
+        <w:rPr>
+          <w:rFonts w:ascii="Times New Roman" w:hAnsi="Times New Roman" w:cs="Times New Roman" w:eastAsia="SimSun"/>
+        </w:rPr>
+        <w:t xml:space="preserve">离子的化合物，理由是什么？</w:t>
       </w:r>
     </w:p>
-    <w:p>
-      <w:pPr>
-        <w:pStyle w:val="BodyText"/>
-        <w:spacing w:before="120" w:after="120" w:line="240" w:lineRule="auto"/>
-        <w:jc w:val="center"/>
-      </w:pPr>
-      <m:oMathPara>
-        <m:oMathParaPr>
-          <m:jc m:val="center"/>
-        </m:oMathParaPr>
-        <m:oMath>
-          <m:m>
-            <m:mPr>
-              <m:baseJc m:val="center"/>
-              <m:plcHide m:val="on"/>
-              <m:mcs>
-                <m:mc>
-                  <m:mcPr>
-                    <m:mcJc m:val="left"/>
-                    <m:count m:val="1"/>
-                  </m:mcPr>
-                </m:mc>
-              </m:mcs>
-            </m:mPr>
-            <m:mr>
-              <m:e>
-                <m:r>
-                  <m:rPr>
-                    <m:nor/>
-                    <m:sty m:val="p"/>
-                  </m:rPr>
-                  <w:rPr>
-                    <w:rFonts w:ascii="Times New Roman" w:hAnsi="Times New Roman" w:cs="Times New Roman" w:eastAsia="SimSun"/>
-                  </w:rPr>
-                  <m:t>①△</m:t>
-                </m:r>
-              </m:e>
-            </m:mr>
-            <m:mr>
-              <m:e>
-                <m:sSub>
-                  <m:e>
-                    <m:r>
-                      <w:rPr>
-                        <w:rFonts w:ascii="Times New Roman" w:hAnsi="Times New Roman" w:cs="Times New Roman" w:eastAsia="SimSun"/>
-                      </w:rPr>
-                      <m:t>A</m:t>
-                    </m:r>
-                  </m:e>
-                  <m:sub>
-                    <m:r>
-                      <m:rPr>
-                        <m:sty m:val="p"/>
-                      </m:rPr>
-                      <w:rPr>
-                        <w:rFonts w:ascii="Times New Roman" w:hAnsi="Times New Roman" w:cs="Times New Roman" w:eastAsia="SimSun"/>
-                      </w:rPr>
-                      <m:t>(</m:t>
-                    </m:r>
-                    <m:r>
-                      <w:rPr>
-                        <w:rFonts w:ascii="Times New Roman" w:hAnsi="Times New Roman" w:cs="Times New Roman" w:eastAsia="SimSun"/>
-                      </w:rPr>
-                      <m:t>s</m:t>
-                    </m:r>
-                    <m:r>
-                      <m:rPr>
-                        <m:sty m:val="p"/>
-                      </m:rPr>
-                      <w:rPr>
-                        <w:rFonts w:ascii="Times New Roman" w:hAnsi="Times New Roman" w:cs="Times New Roman" w:eastAsia="SimSun"/>
-                      </w:rPr>
-                      <m:t>)</m:t>
-                    </m:r>
-                  </m:sub>
-                </m:sSub>
-                <m:limUpp>
-                  <m:e>
-                    <m:r>
-                      <m:rPr>
-                        <m:sty m:val="p"/>
-                      </m:rPr>
-                      <w:rPr>
-                        <w:rFonts w:ascii="Times New Roman" w:hAnsi="Times New Roman" w:cs="Times New Roman" w:eastAsia="SimSun"/>
-                      </w:rPr>
-                      <m:t>→</m:t>
-                    </m:r>
-                  </m:e>
-                  <m:lim>
-                    <m:sSub>
-                      <m:e>
-                        <m:r>
-                          <m:rPr>
-                            <m:nor/>
-                            <m:sty m:val="p"/>
-                          </m:rPr>
-                          <w:rPr>
-                            <w:rFonts w:ascii="Times New Roman" w:hAnsi="Times New Roman" w:cs="Times New Roman" w:eastAsia="SimSun"/>
-                          </w:rPr>
-                          <m:t>④H</m:t>
-                        </m:r>
-                      </m:e>
-                      <m:sub>
-                        <m:r>
-                          <w:rPr>
-                            <w:rFonts w:ascii="Times New Roman" w:hAnsi="Times New Roman" w:cs="Times New Roman" w:eastAsia="SimSun"/>
-                          </w:rPr>
-                          <m:t>2</m:t>
-                        </m:r>
-                      </m:sub>
-                    </m:sSub>
-                    <m:r>
-                      <m:rPr>
-                        <m:sty m:val="p"/>
-                      </m:rPr>
-                      <w:rPr>
-                        <w:rFonts w:ascii="Times New Roman" w:hAnsi="Times New Roman" w:cs="Times New Roman" w:eastAsia="SimSun"/>
-                      </w:rPr>
-                      <m:t>O</m:t>
-                    </m:r>
-                  </m:lim>
-                </m:limUpp>
-                <m:sSub>
-                  <m:e>
-                    <m:r>
-                      <w:rPr>
-                        <w:rFonts w:ascii="Times New Roman" w:hAnsi="Times New Roman" w:cs="Times New Roman" w:eastAsia="SimSun"/>
-                      </w:rPr>
-                      <m:t>D</m:t>
-                    </m:r>
-                  </m:e>
-                  <m:sub>
-                    <m:r>
-                      <m:rPr>
-                        <m:sty m:val="p"/>
-                      </m:rPr>
-                      <w:rPr>
-                        <w:rFonts w:ascii="Times New Roman" w:hAnsi="Times New Roman" w:cs="Times New Roman" w:eastAsia="SimSun"/>
-                      </w:rPr>
-                      <m:t>(</m:t>
-                    </m:r>
-                    <m:r>
-                      <w:rPr>
-                        <w:rFonts w:ascii="Times New Roman" w:hAnsi="Times New Roman" w:cs="Times New Roman" w:eastAsia="SimSun"/>
-                      </w:rPr>
-                      <m:t>a</m:t>
-                    </m:r>
-                    <m:r>
-                      <w:rPr>
-                        <w:rFonts w:ascii="Times New Roman" w:hAnsi="Times New Roman" w:cs="Times New Roman" w:eastAsia="SimSun"/>
-                      </w:rPr>
-                      <m:t>q</m:t>
-                    </m:r>
-                    <m:r>
-                      <m:rPr>
-                        <m:sty m:val="p"/>
-                      </m:rPr>
-                      <w:rPr>
-                        <w:rFonts w:ascii="Times New Roman" w:hAnsi="Times New Roman" w:cs="Times New Roman" w:eastAsia="SimSun"/>
-                      </w:rPr>
-                      <m:t>)</m:t>
-                    </m:r>
-                  </m:sub>
-                </m:sSub>
-                <m:limUpp>
-                  <m:e>
-                    <m:r>
-                      <m:rPr>
-                        <m:sty m:val="p"/>
-                      </m:rPr>
-                      <w:rPr>
-                        <w:rFonts w:ascii="Times New Roman" w:hAnsi="Times New Roman" w:cs="Times New Roman" w:eastAsia="SimSun"/>
-                      </w:rPr>
-                      <m:t>→</m:t>
-                    </m:r>
-                  </m:e>
-                  <m:lim>
-                    <m:sSup>
-                      <m:e>
-                        <m:r>
-                          <m:rPr>
-                            <m:nor/>
-                            <m:sty m:val="p"/>
-                          </m:rPr>
-                          <w:rPr>
-                            <w:rFonts w:ascii="Times New Roman" w:hAnsi="Times New Roman" w:cs="Times New Roman" w:eastAsia="SimSun"/>
-                          </w:rPr>
-                          <m:t>⑤H</m:t>
-                        </m:r>
-                      </m:e>
-                      <m:sup>
-                        <m:r>
-                          <m:rPr>
-                            <m:sty m:val="p"/>
-                          </m:rPr>
-                          <w:rPr>
-                            <w:rFonts w:ascii="Times New Roman" w:hAnsi="Times New Roman" w:cs="Times New Roman" w:eastAsia="SimSun"/>
-                          </w:rPr>
-                          <m:t>+</m:t>
-                        </m:r>
-                      </m:sup>
-                    </m:sSup>
-                    <m:r>
-                      <m:rPr>
-                        <m:sty m:val="p"/>
-                      </m:rPr>
-                      <w:rPr>
-                        <w:rFonts w:ascii="Times New Roman" w:hAnsi="Times New Roman" w:cs="Times New Roman" w:eastAsia="SimSun"/>
-                      </w:rPr>
-                      <m:t>/</m:t>
-                    </m:r>
-                    <m:sSub>
-                      <m:e>
-                        <m:r>
-                          <m:rPr>
-                            <m:sty m:val="p"/>
-                          </m:rPr>
-                          <w:rPr>
-                            <w:rFonts w:ascii="Times New Roman" w:hAnsi="Times New Roman" w:cs="Times New Roman" w:eastAsia="SimSun"/>
-                          </w:rPr>
-                          <m:t>H</m:t>
-                        </m:r>
-                      </m:e>
-                      <m:sub>
-                        <m:r>
-                          <w:rPr>
-                            <w:rFonts w:ascii="Times New Roman" w:hAnsi="Times New Roman" w:cs="Times New Roman" w:eastAsia="SimSun"/>
-                          </w:rPr>
-                          <m:t>2</m:t>
-                        </m:r>
-                      </m:sub>
-                    </m:sSub>
-                    <m:r>
-                      <m:rPr>
-                        <m:sty m:val="p"/>
-                      </m:rPr>
-                      <w:rPr>
-                        <w:rFonts w:ascii="Times New Roman" w:hAnsi="Times New Roman" w:cs="Times New Roman" w:eastAsia="SimSun"/>
-                      </w:rPr>
-                      <m:t>O</m:t>
-                    </m:r>
-                  </m:lim>
-                </m:limUpp>
-                <m:sSub>
-                  <m:e>
-                    <m:r>
-                      <w:rPr>
-                        <w:rFonts w:ascii="Times New Roman" w:hAnsi="Times New Roman" w:cs="Times New Roman" w:eastAsia="SimSun"/>
-                      </w:rPr>
-                      <m:t>C</m:t>
-                    </m:r>
-                  </m:e>
-                  <m:sub>
-                    <m:r>
-                      <m:rPr>
-                        <m:sty m:val="p"/>
-                      </m:rPr>
-                      <w:rPr>
-                        <w:rFonts w:ascii="Times New Roman" w:hAnsi="Times New Roman" w:cs="Times New Roman" w:eastAsia="SimSun"/>
-                      </w:rPr>
-                      <m:t>(</m:t>
-                    </m:r>
-                    <m:r>
-                      <w:rPr>
-                        <w:rFonts w:ascii="Times New Roman" w:hAnsi="Times New Roman" w:cs="Times New Roman" w:eastAsia="SimSun"/>
-                      </w:rPr>
-                      <m:t>a</m:t>
-                    </m:r>
-                    <m:r>
-                      <w:rPr>
-                        <w:rFonts w:ascii="Times New Roman" w:hAnsi="Times New Roman" w:cs="Times New Roman" w:eastAsia="SimSun"/>
-                      </w:rPr>
-                      <m:t>q</m:t>
-                    </m:r>
-                    <m:r>
-                      <m:rPr>
-                        <m:sty m:val="p"/>
-                      </m:rPr>
-                      <w:rPr>
-                        <w:rFonts w:ascii="Times New Roman" w:hAnsi="Times New Roman" w:cs="Times New Roman" w:eastAsia="SimSun"/>
-                      </w:rPr>
-                      <m:t>)</m:t>
-                    </m:r>
-                  </m:sub>
-                </m:sSub>
-                <m:limUpp>
-                  <m:e>
-                    <m:r>
-                      <m:rPr>
-                        <m:sty m:val="p"/>
-                      </m:rPr>
-                      <w:rPr>
-                        <w:rFonts w:ascii="Times New Roman" w:hAnsi="Times New Roman" w:cs="Times New Roman" w:eastAsia="SimSun"/>
-                      </w:rPr>
-                      <m:t>→</m:t>
-                    </m:r>
-                  </m:e>
-                  <m:lim>
-                    <m:sSup>
-                      <m:e>
-                        <m:r>
-                          <m:rPr>
-                            <m:nor/>
-                            <m:sty m:val="p"/>
-                          </m:rPr>
-                          <w:rPr>
-                            <w:rFonts w:ascii="Times New Roman" w:hAnsi="Times New Roman" w:cs="Times New Roman" w:eastAsia="SimSun"/>
-                          </w:rPr>
-                          <m:t>③Zn/H</m:t>
-                        </m:r>
-                      </m:e>
-                      <m:sup>
-                        <m:r>
-                          <m:rPr>
-                            <m:sty m:val="p"/>
-                          </m:rPr>
-                          <w:rPr>
-                            <w:rFonts w:ascii="Times New Roman" w:hAnsi="Times New Roman" w:cs="Times New Roman" w:eastAsia="SimSun"/>
-                          </w:rPr>
-                          <m:t>+</m:t>
-                        </m:r>
-                      </m:sup>
-                    </m:sSup>
-                  </m:lim>
-                </m:limUpp>
-              </m:e>
-            </m:mr>
-            <m:mr>
-              <m:e>
-                <m:sSub>
-                  <m:e>
-                    <m:r>
-                      <m:rPr>
-                        <m:nor/>
-                        <m:sty m:val="p"/>
-                      </m:rPr>
-                      <w:rPr>
-                        <w:rFonts w:ascii="Times New Roman" w:hAnsi="Times New Roman" w:cs="Times New Roman" w:eastAsia="SimSun"/>
-                      </w:rPr>
-                      <m:t>⑥SO</m:t>
-                    </m:r>
-                  </m:e>
-                  <m:sub>
-                    <m:r>
-                      <w:rPr>
-                        <w:rFonts w:ascii="Times New Roman" w:hAnsi="Times New Roman" w:cs="Times New Roman" w:eastAsia="SimSun"/>
-                      </w:rPr>
-                      <m:t>2</m:t>
-                    </m:r>
-                  </m:sub>
-                </m:sSub>
-                <m:r>
-                  <m:rPr>
-                    <m:sty m:val="p"/>
-                  </m:rPr>
-                  <w:rPr>
-                    <w:rFonts w:ascii="Times New Roman" w:hAnsi="Times New Roman" w:cs="Times New Roman" w:eastAsia="SimSun"/>
-                  </w:rPr>
-                  <m:t>/</m:t>
-                </m:r>
-                <m:sSup>
-                  <m:e>
-                    <m:r>
-                      <m:rPr>
-                        <m:sty m:val="p"/>
-                      </m:rPr>
-                      <w:rPr>
-                        <w:rFonts w:ascii="Times New Roman" w:hAnsi="Times New Roman" w:cs="Times New Roman" w:eastAsia="SimSun"/>
-                      </w:rPr>
-                      <m:t>H</m:t>
-                    </m:r>
-                  </m:e>
-                  <m:sup>
-                    <m:r>
-                      <m:rPr>
-                        <m:sty m:val="p"/>
-                      </m:rPr>
-                      <w:rPr>
-                        <w:rFonts w:ascii="Times New Roman" w:hAnsi="Times New Roman" w:cs="Times New Roman" w:eastAsia="SimSun"/>
-                      </w:rPr>
-                      <m:t>+</m:t>
-                    </m:r>
-                  </m:sup>
-                </m:sSup>
-              </m:e>
-            </m:mr>
-            <m:mr>
-              <m:e>
-                <m:sSub>
-                  <m:e>
-                    <m:r>
-                      <w:rPr>
-                        <w:rFonts w:ascii="Times New Roman" w:hAnsi="Times New Roman" w:cs="Times New Roman" w:eastAsia="SimSun"/>
-                      </w:rPr>
-                      <m:t>F</m:t>
-                    </m:r>
-                  </m:e>
-                  <m:sub>
-                    <m:r>
-                      <m:rPr>
-                        <m:sty m:val="p"/>
-                      </m:rPr>
-                      <w:rPr>
-                        <w:rFonts w:ascii="Times New Roman" w:hAnsi="Times New Roman" w:cs="Times New Roman" w:eastAsia="SimSun"/>
-                      </w:rPr>
-                      <m:t>(</m:t>
-                    </m:r>
-                    <m:r>
-                      <w:rPr>
-                        <w:rFonts w:ascii="Times New Roman" w:hAnsi="Times New Roman" w:cs="Times New Roman" w:eastAsia="SimSun"/>
-                      </w:rPr>
-                      <m:t>a</m:t>
-                    </m:r>
-                    <m:r>
-                      <w:rPr>
-                        <w:rFonts w:ascii="Times New Roman" w:hAnsi="Times New Roman" w:cs="Times New Roman" w:eastAsia="SimSun"/>
-                      </w:rPr>
-                      <m:t>q</m:t>
-                    </m:r>
-                    <m:r>
-                      <m:rPr>
-                        <m:sty m:val="p"/>
-                      </m:rPr>
-                      <w:rPr>
-                        <w:rFonts w:ascii="Times New Roman" w:hAnsi="Times New Roman" w:cs="Times New Roman" w:eastAsia="SimSun"/>
-                      </w:rPr>
-                      <m:t>)</m:t>
-                    </m:r>
-                  </m:sub>
-                </m:sSub>
-                <m:limUpp>
-                  <m:e>
-                    <m:r>
-                      <m:rPr>
-                        <m:sty m:val="p"/>
-                      </m:rPr>
-                      <w:rPr>
-                        <w:rFonts w:ascii="Times New Roman" w:hAnsi="Times New Roman" w:cs="Times New Roman" w:eastAsia="SimSun"/>
-                      </w:rPr>
-                      <m:t>→</m:t>
-                    </m:r>
-                  </m:e>
-                  <m:lim>
-                    <m:sSub>
-                      <m:e>
-                        <m:r>
-                          <m:rPr>
-                            <m:nor/>
-                            <m:sty m:val="p"/>
-                          </m:rPr>
-                          <w:rPr>
-                            <w:rFonts w:ascii="Times New Roman" w:hAnsi="Times New Roman" w:cs="Times New Roman" w:eastAsia="SimSun"/>
-                          </w:rPr>
-                          <m:t>⑦E</m:t>
-                        </m:r>
-                      </m:e>
-                      <m:sub>
-                        <m:r>
-                          <m:rPr>
-                            <m:sty m:val="p"/>
-                          </m:rPr>
-                          <w:rPr>
-                            <w:rFonts w:ascii="Times New Roman" w:hAnsi="Times New Roman" w:cs="Times New Roman" w:eastAsia="SimSun"/>
-                          </w:rPr>
-                          <m:t>(</m:t>
-                        </m:r>
-                        <m:r>
-                          <w:rPr>
-                            <w:rFonts w:ascii="Times New Roman" w:hAnsi="Times New Roman" w:cs="Times New Roman" w:eastAsia="SimSun"/>
-                          </w:rPr>
-                          <m:t>a</m:t>
-                        </m:r>
-                        <m:r>
-                          <w:rPr>
-                            <w:rFonts w:ascii="Times New Roman" w:hAnsi="Times New Roman" w:cs="Times New Roman" w:eastAsia="SimSun"/>
-                          </w:rPr>
-                          <m:t>q</m:t>
-                        </m:r>
-                        <m:r>
-                          <m:rPr>
-                            <m:sty m:val="p"/>
-                          </m:rPr>
-                          <w:rPr>
-                            <w:rFonts w:ascii="Times New Roman" w:hAnsi="Times New Roman" w:cs="Times New Roman" w:eastAsia="SimSun"/>
-                          </w:rPr>
-                          <m:t>)</m:t>
-                        </m:r>
-                      </m:sub>
-                    </m:sSub>
-                  </m:lim>
-                </m:limUpp>
-                <m:sSub>
-                  <m:e>
-                    <m:r>
-                      <w:rPr>
-                        <w:rFonts w:ascii="Times New Roman" w:hAnsi="Times New Roman" w:cs="Times New Roman" w:eastAsia="SimSun"/>
-                      </w:rPr>
-                      <m:t>G</m:t>
-                    </m:r>
-                  </m:e>
-                  <m:sub>
-                    <m:r>
-                      <m:rPr>
-                        <m:sty m:val="p"/>
-                      </m:rPr>
-                      <w:rPr>
-                        <w:rFonts w:ascii="Times New Roman" w:hAnsi="Times New Roman" w:cs="Times New Roman" w:eastAsia="SimSun"/>
-                      </w:rPr>
-                      <m:t>(</m:t>
-                    </m:r>
-                    <m:r>
-                      <w:rPr>
-                        <w:rFonts w:ascii="Times New Roman" w:hAnsi="Times New Roman" w:cs="Times New Roman" w:eastAsia="SimSun"/>
-                      </w:rPr>
-                      <m:t>a</m:t>
-                    </m:r>
-                    <m:r>
-                      <w:rPr>
-                        <w:rFonts w:ascii="Times New Roman" w:hAnsi="Times New Roman" w:cs="Times New Roman" w:eastAsia="SimSun"/>
-                      </w:rPr>
-                      <m:t>q</m:t>
-                    </m:r>
-                    <m:r>
-                      <m:rPr>
-                        <m:sty m:val="p"/>
-                      </m:rPr>
-                      <w:rPr>
-                        <w:rFonts w:ascii="Times New Roman" w:hAnsi="Times New Roman" w:cs="Times New Roman" w:eastAsia="SimSun"/>
-                      </w:rPr>
-                      <m:t>)</m:t>
-                    </m:r>
-                  </m:sub>
-                </m:sSub>
-                <m:limUpp>
-                  <m:e>
-                    <m:r>
-                      <m:rPr>
-                        <m:sty m:val="p"/>
-                      </m:rPr>
-                      <w:rPr>
-                        <w:rFonts w:ascii="Times New Roman" w:hAnsi="Times New Roman" w:cs="Times New Roman" w:eastAsia="SimSun"/>
-                      </w:rPr>
-                      <m:t>→</m:t>
-                    </m:r>
-                  </m:e>
-                  <m:lim>
-                    <m:sSub>
-                      <m:e>
-                        <m:r>
-                          <m:rPr>
-                            <m:nor/>
-                            <m:sty m:val="p"/>
-                          </m:rPr>
-                          <w:rPr>
-                            <w:rFonts w:ascii="Times New Roman" w:hAnsi="Times New Roman" w:cs="Times New Roman" w:eastAsia="SimSun"/>
-                          </w:rPr>
-                          <m:t>⑦F</m:t>
-                        </m:r>
-                      </m:e>
-                      <m:sub>
-                        <m:r>
-                          <m:rPr>
-                            <m:sty m:val="p"/>
-                          </m:rPr>
-                          <w:rPr>
-                            <w:rFonts w:ascii="Times New Roman" w:hAnsi="Times New Roman" w:cs="Times New Roman" w:eastAsia="SimSun"/>
-                          </w:rPr>
-                          <m:t>(</m:t>
-                        </m:r>
-                        <m:r>
-                          <w:rPr>
-                            <w:rFonts w:ascii="Times New Roman" w:hAnsi="Times New Roman" w:cs="Times New Roman" w:eastAsia="SimSun"/>
-                          </w:rPr>
-                          <m:t>a</m:t>
-                        </m:r>
-                        <m:r>
-                          <w:rPr>
-                            <w:rFonts w:ascii="Times New Roman" w:hAnsi="Times New Roman" w:cs="Times New Roman" w:eastAsia="SimSun"/>
-                          </w:rPr>
-                          <m:t>q</m:t>
-                        </m:r>
-                        <m:r>
-                          <m:rPr>
-                            <m:sty m:val="p"/>
-                          </m:rPr>
-                          <w:rPr>
-                            <w:rFonts w:ascii="Times New Roman" w:hAnsi="Times New Roman" w:cs="Times New Roman" w:eastAsia="SimSun"/>
-                          </w:rPr>
-                          <m:t>)</m:t>
-                        </m:r>
-                      </m:sub>
-                    </m:sSub>
-                  </m:lim>
-                </m:limUpp>
-                <m:sSub>
-                  <m:e>
-                    <m:r>
-                      <w:rPr>
-                        <w:rFonts w:ascii="Times New Roman" w:hAnsi="Times New Roman" w:cs="Times New Roman" w:eastAsia="SimSun"/>
-                      </w:rPr>
-                      <m:t>E</m:t>
-                    </m:r>
-                  </m:e>
-                  <m:sub>
-                    <m:r>
-                      <m:rPr>
-                        <m:sty m:val="p"/>
-                      </m:rPr>
-                      <w:rPr>
-                        <w:rFonts w:ascii="Times New Roman" w:hAnsi="Times New Roman" w:cs="Times New Roman" w:eastAsia="SimSun"/>
-                      </w:rPr>
-                      <m:t>(</m:t>
-                    </m:r>
-                    <m:r>
-                      <w:rPr>
-                        <w:rFonts w:ascii="Times New Roman" w:hAnsi="Times New Roman" w:cs="Times New Roman" w:eastAsia="SimSun"/>
-                      </w:rPr>
-                      <m:t>a</m:t>
-                    </m:r>
-                    <m:r>
-                      <w:rPr>
-                        <w:rFonts w:ascii="Times New Roman" w:hAnsi="Times New Roman" w:cs="Times New Roman" w:eastAsia="SimSun"/>
-                      </w:rPr>
-                      <m:t>q</m:t>
-                    </m:r>
-                    <m:r>
-                      <m:rPr>
-                        <m:sty m:val="p"/>
-                      </m:rPr>
-                      <w:rPr>
-                        <w:rFonts w:ascii="Times New Roman" w:hAnsi="Times New Roman" w:cs="Times New Roman" w:eastAsia="SimSun"/>
-                      </w:rPr>
-                      <m:t>)</m:t>
-                    </m:r>
-                  </m:sub>
-                </m:sSub>
-              </m:e>
-            </m:mr>
-            <m:mr>
-              <m:e>
-                <m:sSub>
-                  <m:e>
-                    <m:r>
-                      <w:rPr>
-                        <w:rFonts w:ascii="Times New Roman" w:hAnsi="Times New Roman" w:cs="Times New Roman" w:eastAsia="SimSun"/>
-                      </w:rPr>
-                      <m:t>H</m:t>
-                    </m:r>
-                  </m:e>
-                  <m:sub>
-                    <m:r>
-                      <m:rPr>
-                        <m:sty m:val="p"/>
-                      </m:rPr>
-                      <w:rPr>
-                        <w:rFonts w:ascii="Times New Roman" w:hAnsi="Times New Roman" w:cs="Times New Roman" w:eastAsia="SimSun"/>
-                      </w:rPr>
-                      <m:t>(</m:t>
-                    </m:r>
-                    <m:r>
-                      <w:rPr>
-                        <w:rFonts w:ascii="Times New Roman" w:hAnsi="Times New Roman" w:cs="Times New Roman" w:eastAsia="SimSun"/>
-                      </w:rPr>
-                      <m:t>s</m:t>
-                    </m:r>
-                    <m:r>
-                      <m:rPr>
-                        <m:sty m:val="p"/>
-                      </m:rPr>
-                      <w:rPr>
-                        <w:rFonts w:ascii="Times New Roman" w:hAnsi="Times New Roman" w:cs="Times New Roman" w:eastAsia="SimSun"/>
-                      </w:rPr>
-                      <m:t>)</m:t>
-                    </m:r>
-                  </m:sub>
-                </m:sSub>
-                <m:limUpp>
-                  <m:e>
-                    <m:r>
-                      <m:rPr>
-                        <m:sty m:val="p"/>
-                      </m:rPr>
-                      <w:rPr>
-                        <w:rFonts w:ascii="Times New Roman" w:hAnsi="Times New Roman" w:cs="Times New Roman" w:eastAsia="SimSun"/>
-                      </w:rPr>
-                      <m:t>→</m:t>
-                    </m:r>
-                  </m:e>
-                  <m:lim>
-                    <m:sSub>
-                      <m:e>
-                        <m:r>
-                          <m:rPr>
-                            <m:nor/>
-                            <m:sty m:val="p"/>
-                          </m:rPr>
-                          <w:rPr>
-                            <w:rFonts w:ascii="Times New Roman" w:hAnsi="Times New Roman" w:cs="Times New Roman" w:eastAsia="SimSun"/>
-                          </w:rPr>
-                          <m:t>⑧Cl</m:t>
-                        </m:r>
-                      </m:e>
-                      <m:sub>
-                        <m:r>
-                          <w:rPr>
-                            <w:rFonts w:ascii="Times New Roman" w:hAnsi="Times New Roman" w:cs="Times New Roman" w:eastAsia="SimSun"/>
-                          </w:rPr>
-                          <m:t>2</m:t>
-                        </m:r>
-                      </m:sub>
-                    </m:sSub>
-                  </m:lim>
-                </m:limUpp>
-                <m:sSub>
-                  <m:e>
-                    <m:r>
-                      <w:rPr>
-                        <w:rFonts w:ascii="Times New Roman" w:hAnsi="Times New Roman" w:cs="Times New Roman" w:eastAsia="SimSun"/>
-                      </w:rPr>
-                      <m:t>I</m:t>
-                    </m:r>
-                  </m:e>
-                  <m:sub>
-                    <m:r>
-                      <m:rPr>
-                        <m:sty m:val="p"/>
-                      </m:rPr>
-                      <w:rPr>
-                        <w:rFonts w:ascii="Times New Roman" w:hAnsi="Times New Roman" w:cs="Times New Roman" w:eastAsia="SimSun"/>
-                      </w:rPr>
-                      <m:t>(</m:t>
-                    </m:r>
-                    <m:r>
-                      <w:rPr>
-                        <w:rFonts w:ascii="Times New Roman" w:hAnsi="Times New Roman" w:cs="Times New Roman" w:eastAsia="SimSun"/>
-                      </w:rPr>
-                      <m:t>l</m:t>
-                    </m:r>
-                    <m:r>
-                      <m:rPr>
-                        <m:sty m:val="p"/>
-                      </m:rPr>
-                      <w:rPr>
-                        <w:rFonts w:ascii="Times New Roman" w:hAnsi="Times New Roman" w:cs="Times New Roman" w:eastAsia="SimSun"/>
-                      </w:rPr>
-                      <m:t>)</m:t>
-                    </m:r>
-                  </m:sub>
-                </m:sSub>
-                <m:limUpp>
-                  <m:e>
-                    <m:r>
-                      <m:rPr>
-                        <m:sty m:val="p"/>
-                      </m:rPr>
-                      <w:rPr>
-                        <w:rFonts w:ascii="Times New Roman" w:hAnsi="Times New Roman" w:cs="Times New Roman" w:eastAsia="SimSun"/>
-                      </w:rPr>
-                      <m:t>→</m:t>
-                    </m:r>
-                  </m:e>
-                  <m:lim>
-                    <m:r>
-                      <m:rPr>
-                        <m:nor/>
-                        <m:sty m:val="p"/>
-                      </m:rPr>
-                      <w:rPr>
-                        <w:rFonts w:ascii="Times New Roman" w:hAnsi="Times New Roman" w:cs="Times New Roman" w:eastAsia="SimSun"/>
-                      </w:rPr>
-                      <m:t>⑨△</m:t>
-                    </m:r>
-                  </m:lim>
-                </m:limUpp>
-                <m:sSub>
-                  <m:e>
-                    <m:r>
-                      <w:rPr>
-                        <w:rFonts w:ascii="Times New Roman" w:hAnsi="Times New Roman" w:cs="Times New Roman" w:eastAsia="SimSun"/>
-                      </w:rPr>
-                      <m:t>J</m:t>
-                    </m:r>
-                  </m:e>
-                  <m:sub>
-                    <m:r>
-                      <m:rPr>
-                        <m:sty m:val="p"/>
-                      </m:rPr>
-                      <w:rPr>
-                        <w:rFonts w:ascii="Times New Roman" w:hAnsi="Times New Roman" w:cs="Times New Roman" w:eastAsia="SimSun"/>
-                      </w:rPr>
-                      <m:t>(</m:t>
-                    </m:r>
-                    <m:r>
-                      <w:rPr>
-                        <w:rFonts w:ascii="Times New Roman" w:hAnsi="Times New Roman" w:cs="Times New Roman" w:eastAsia="SimSun"/>
-                      </w:rPr>
-                      <m:t>s</m:t>
-                    </m:r>
-                    <m:r>
-                      <m:rPr>
-                        <m:sty m:val="p"/>
-                      </m:rPr>
-                      <w:rPr>
-                        <w:rFonts w:ascii="Times New Roman" w:hAnsi="Times New Roman" w:cs="Times New Roman" w:eastAsia="SimSun"/>
-                      </w:rPr>
-                      <m:t>)</m:t>
-                    </m:r>
-                  </m:sub>
-                </m:sSub>
-                <m:limUpp>
-                  <m:e>
-                    <m:r>
-                      <m:rPr>
-                        <m:sty m:val="p"/>
-                      </m:rPr>
-                      <w:rPr>
-                        <w:rFonts w:ascii="Times New Roman" w:hAnsi="Times New Roman" w:cs="Times New Roman" w:eastAsia="SimSun"/>
-                      </w:rPr>
-                      <m:t>→</m:t>
-                    </m:r>
-                  </m:e>
-                  <m:lim>
-                    <m:sSub>
-                      <m:e>
-                        <m:r>
-                          <m:rPr>
-                            <m:nor/>
-                            <m:sty m:val="p"/>
-                          </m:rPr>
-                          <w:rPr>
-                            <w:rFonts w:ascii="Times New Roman" w:hAnsi="Times New Roman" w:cs="Times New Roman" w:eastAsia="SimSun"/>
-                          </w:rPr>
-                          <m:t>⑩H</m:t>
-                        </m:r>
-                      </m:e>
-                      <m:sub>
-                        <m:r>
-                          <w:rPr>
-                            <w:rFonts w:ascii="Times New Roman" w:hAnsi="Times New Roman" w:cs="Times New Roman" w:eastAsia="SimSun"/>
-                          </w:rPr>
-                          <m:t>2</m:t>
-                        </m:r>
-                      </m:sub>
-                    </m:sSub>
-                  </m:lim>
-                </m:limUpp>
-                <m:sSub>
-                  <m:e>
-                    <m:r>
-                      <w:rPr>
-                        <w:rFonts w:ascii="Times New Roman" w:hAnsi="Times New Roman" w:cs="Times New Roman" w:eastAsia="SimSun"/>
-                      </w:rPr>
-                      <m:t>K</m:t>
-                    </m:r>
-                  </m:e>
-                  <m:sub>
-                    <m:r>
-                      <m:rPr>
-                        <m:sty m:val="p"/>
-                      </m:rPr>
-                      <w:rPr>
-                        <w:rFonts w:ascii="Times New Roman" w:hAnsi="Times New Roman" w:cs="Times New Roman" w:eastAsia="SimSun"/>
-                      </w:rPr>
-                      <m:t>(</m:t>
-                    </m:r>
-                    <m:r>
-                      <w:rPr>
-                        <w:rFonts w:ascii="Times New Roman" w:hAnsi="Times New Roman" w:cs="Times New Roman" w:eastAsia="SimSun"/>
-                      </w:rPr>
-                      <m:t>s</m:t>
-                    </m:r>
-                    <m:r>
-                      <m:rPr>
-                        <m:sty m:val="p"/>
-                      </m:rPr>
-                      <w:rPr>
-                        <w:rFonts w:ascii="Times New Roman" w:hAnsi="Times New Roman" w:cs="Times New Roman" w:eastAsia="SimSun"/>
-                      </w:rPr>
-                      <m:t>)</m:t>
-                    </m:r>
-                  </m:sub>
-                </m:sSub>
-              </m:e>
-            </m:mr>
-            <m:mr>
-              <m:e>
-                <m:r>
-                  <m:rPr>
-                    <m:nor/>
-                    <m:sty m:val="p"/>
-                  </m:rPr>
-                  <w:rPr>
-                    <w:rFonts w:ascii="Times New Roman" w:hAnsi="Times New Roman" w:cs="Times New Roman" w:eastAsia="SimSun"/>
-                  </w:rPr>
-                  <m:t>I + K</m:t>
-                </m:r>
-              </m:e>
-            </m:mr>
-          </m:m>
-        </m:oMath>
-      </m:oMathPara>
-    </w:p>
-    <w:p>
-      <w:pPr>
-        <w:pStyle w:val="FirstParagraph"/>
-        <w:spacing w:before="0" w:after="0" w:line="276" w:lineRule="auto"/>
-      </w:pPr>
-      <w:r>
-        <w:rPr>
-          <w:b/>
-          <w:bCs/>
-        </w:rPr>
-        <w:t xml:space="preserve">7-1</w:t>
-      </w:r>
-      <w:r>
-        <w:t xml:space="preserve"> </w:t>
-      </w:r>
-      <w:r>
-        <w:rPr>
-          <w:rFonts w:ascii="Times New Roman" w:hAnsi="Times New Roman" w:cs="Times New Roman" w:eastAsia="SimSun"/>
-        </w:rPr>
-        <w:t xml:space="preserve">指出</w:t>
-      </w:r>
-      <w:r>
-        <w:t xml:space="preserve"> A~K </w:t>
-      </w:r>
-      <w:r>
-        <w:rPr>
-          <w:rFonts w:ascii="Times New Roman" w:hAnsi="Times New Roman" w:cs="Times New Roman" w:eastAsia="SimSun"/>
-        </w:rPr>
-        <w:t xml:space="preserve">为何物质并写出</w:t>
-      </w:r>
-      <w:r>
-        <w:t xml:space="preserve"> 1~14 </w:t>
-      </w:r>
-      <w:r>
-        <w:rPr>
-          <w:rFonts w:ascii="Times New Roman" w:hAnsi="Times New Roman" w:cs="Times New Roman" w:eastAsia="SimSun"/>
-        </w:rPr>
-        <w:t xml:space="preserve">所有方程式。</w:t>
-      </w:r>
-    </w:p>
-    <w:p>
-      <w:pPr>
-        <w:pStyle w:val="BodyText"/>
-        <w:spacing w:before="0" w:after="0" w:line="276" w:lineRule="auto"/>
-      </w:pPr>
-      <w:r>
-        <w:rPr>
-          <w:b/>
-          <w:bCs/>
-        </w:rPr>
-        <w:t xml:space="preserve">7-2</w:t>
-      </w:r>
-      <w:r>
-        <w:t xml:space="preserve"> </w:t>
-      </w:r>
-      <w:r>
-        <w:rPr>
-          <w:rFonts w:ascii="Times New Roman" w:hAnsi="Times New Roman" w:cs="Times New Roman" w:eastAsia="SimSun"/>
-        </w:rPr>
-        <w:t xml:space="preserve">从反应中选出氧化还原过程。</w:t>
-      </w:r>
-    </w:p>
-    <w:p>
-      <w:pPr>
-        <w:pStyle w:val="BodyText"/>
-        <w:spacing w:before="0" w:after="0" w:line="276" w:lineRule="auto"/>
-      </w:pPr>
-      <w:r>
-        <w:rPr>
-          <w:b/>
-          <w:bCs/>
-        </w:rPr>
-        <w:t xml:space="preserve">7-3</w:t>
-      </w:r>
-      <w:r>
-        <w:t xml:space="preserve"> </w:t>
-      </w:r>
-      <w:r>
-        <w:rPr>
-          <w:rFonts w:ascii="Times New Roman" w:hAnsi="Times New Roman" w:cs="Times New Roman" w:eastAsia="SimSun"/>
-        </w:rPr>
-        <w:t xml:space="preserve">从</w:t>
-      </w:r>
-      <w:r>
-        <w:t xml:space="preserve"> A~K </w:t>
-      </w:r>
-      <w:r>
-        <w:rPr>
-          <w:rFonts w:ascii="Times New Roman" w:hAnsi="Times New Roman" w:cs="Times New Roman" w:eastAsia="SimSun"/>
-        </w:rPr>
-        <w:t xml:space="preserve">中选出不应含有未成对电子的化合物。</w:t>
-      </w:r>
-    </w:p>
-    <w:p>
-      <w:pPr>
-        <w:pStyle w:val="BodyText"/>
-        <w:spacing w:before="0" w:after="0" w:line="276" w:lineRule="auto"/>
-      </w:pPr>
-      <w:r>
-        <w:rPr>
-          <w:b/>
-          <w:bCs/>
-        </w:rPr>
-        <w:t xml:space="preserve">7-4</w:t>
-      </w:r>
-      <w:r>
-        <w:t xml:space="preserve"> </w:t>
-      </w:r>
-      <w:r>
-        <w:rPr>
-          <w:rFonts w:ascii="Times New Roman" w:hAnsi="Times New Roman" w:cs="Times New Roman" w:eastAsia="SimSun"/>
-        </w:rPr>
-        <w:t xml:space="preserve">根据上图推出由</w:t>
-      </w:r>
-      <w:r>
-        <w:t xml:space="preserve"> F </w:t>
-      </w:r>
-      <w:r>
-        <w:rPr>
-          <w:rFonts w:ascii="Times New Roman" w:hAnsi="Times New Roman" w:cs="Times New Roman" w:eastAsia="SimSun"/>
-        </w:rPr>
-        <w:t xml:space="preserve">得到</w:t>
-      </w:r>
-      <w:r>
-        <w:t xml:space="preserve"> G </w:t>
-      </w:r>
-      <w:r>
-        <w:rPr>
-          <w:rFonts w:ascii="Times New Roman" w:hAnsi="Times New Roman" w:cs="Times New Roman" w:eastAsia="SimSun"/>
-        </w:rPr>
-        <w:t xml:space="preserve">的一个反应，且不用到</w:t>
-      </w:r>
-      <w:r>
-        <w:t xml:space="preserve"> E。</w:t>
-      </w:r>
-    </w:p>
-    <w:p>
-      <w:pPr>
-        <w:pStyle w:val="BodyText"/>
-        <w:spacing w:before="0" w:after="0" w:line="276" w:lineRule="auto"/>
-      </w:pPr>
-      <w:r>
-        <w:rPr>
-          <w:b/>
-          <w:bCs/>
-        </w:rPr>
-        <w:t xml:space="preserve">7-5</w:t>
-      </w:r>
-      <w:r>
-        <w:t xml:space="preserve"> </w:t>
-      </w:r>
-      <w:r>
-        <w:rPr>
-          <w:rFonts w:ascii="Times New Roman" w:hAnsi="Times New Roman" w:cs="Times New Roman" w:eastAsia="SimSun"/>
-        </w:rPr>
-        <w:t xml:space="preserve">化合物</w:t>
-      </w:r>
-      <w:r>
-        <w:t xml:space="preserve"> B </w:t>
-      </w:r>
-      <w:r>
-        <w:rPr>
-          <w:rFonts w:ascii="Times New Roman" w:hAnsi="Times New Roman" w:cs="Times New Roman" w:eastAsia="SimSun"/>
-        </w:rPr>
-        <w:t xml:space="preserve">在工业上十分重要。写出一个其为必不可少的部分的反应，它在该反应中起到什么作用？</w:t>
-      </w:r>
-    </w:p>
-    <w:p>
-      <w:pPr>
-        <w:pStyle w:val="BodyText"/>
-        <w:spacing w:before="0" w:after="0" w:line="276" w:lineRule="auto"/>
-      </w:pPr>
-      <w:r>
-        <w:rPr>
-          <w:b/>
-          <w:bCs/>
-        </w:rPr>
-        <w:t xml:space="preserve">7-6</w:t>
-      </w:r>
-      <w:r>
-        <w:t xml:space="preserve"> </w:t>
-      </w:r>
-      <w:r>
-        <w:rPr>
-          <w:rFonts w:ascii="Times New Roman" w:hAnsi="Times New Roman" w:cs="Times New Roman" w:eastAsia="SimSun"/>
-        </w:rPr>
-        <w:t xml:space="preserve">如果在反应</w:t>
-      </w:r>
-      <w:r>
-        <w:t xml:space="preserve"> 8 </w:t>
-      </w:r>
-      <w:r>
-        <w:rPr>
-          <w:rFonts w:ascii="Times New Roman" w:hAnsi="Times New Roman" w:cs="Times New Roman" w:eastAsia="SimSun"/>
-        </w:rPr>
-        <w:t xml:space="preserve">中所使用的氯气包含</w:t>
-      </w:r>
-      <w:r>
-        <w:t xml:space="preserve"> 99%</w:t>
-      </w:r>
-      <w:r>
-        <w:t xml:space="preserve"> </w:t>
-      </w:r>
-      <m:oMath>
-        <m:sSup>
-          <m:e>
-            <m:r>
-              <w:rPr>
-                <w:rFonts w:ascii="Times New Roman" w:hAnsi="Times New Roman" w:cs="Times New Roman" w:eastAsia="SimSun"/>
-              </w:rPr>
-              <m:t xml:space="preserve"> </m:t>
-            </m:r>
-          </m:e>
-          <m:sup>
-            <m:r>
-              <w:rPr>
-                <w:rFonts w:ascii="Times New Roman" w:hAnsi="Times New Roman" w:cs="Times New Roman" w:eastAsia="SimSun"/>
-              </w:rPr>
-              <m:t>37</m:t>
-            </m:r>
-          </m:sup>
-        </m:sSup>
-      </m:oMath>
-      <w:r>
-        <w:t xml:space="preserve">Cl </w:t>
-      </w:r>
-      <w:r>
-        <w:rPr>
-          <w:rFonts w:ascii="Times New Roman" w:hAnsi="Times New Roman" w:cs="Times New Roman" w:eastAsia="SimSun"/>
-        </w:rPr>
-        <w:t xml:space="preserve">和</w:t>
-      </w:r>
-      <w:r>
-        <w:t xml:space="preserve"> 1%</w:t>
-      </w:r>
-      <w:r>
-        <w:t xml:space="preserve"> </w:t>
-      </w:r>
-      <m:oMath>
-        <m:sSup>
-          <m:e>
-            <m:r>
-              <w:rPr>
-                <w:rFonts w:ascii="Times New Roman" w:hAnsi="Times New Roman" w:cs="Times New Roman" w:eastAsia="SimSun"/>
-              </w:rPr>
-              <m:t xml:space="preserve"> </m:t>
-            </m:r>
-          </m:e>
-          <m:sup>
-            <m:r>
-              <w:rPr>
-                <w:rFonts w:ascii="Times New Roman" w:hAnsi="Times New Roman" w:cs="Times New Roman" w:eastAsia="SimSun"/>
-              </w:rPr>
-              <m:t>35</m:t>
-            </m:r>
-          </m:sup>
-        </m:sSup>
-      </m:oMath>
-      <w:r>
-        <w:rPr>
-          <w:rFonts w:ascii="Times New Roman" w:hAnsi="Times New Roman" w:cs="Times New Roman" w:eastAsia="SimSun"/>
-        </w:rPr>
-        <w:t xml:space="preserve">Cl，那么产物</w:t>
-      </w:r>
-      <w:r>
-        <w:t xml:space="preserve"> I </w:t>
-      </w:r>
-      <w:r>
-        <w:rPr>
-          <w:rFonts w:ascii="Times New Roman" w:hAnsi="Times New Roman" w:cs="Times New Roman" w:eastAsia="SimSun"/>
-        </w:rPr>
-        <w:t xml:space="preserve">包含多少百分比的</w:t>
-      </w:r>
-      <w:r>
-        <w:t xml:space="preserve"> </w:t>
-      </w:r>
-      <m:oMath>
-        <m:sSup>
-          <m:e>
-            <m:r>
-              <w:rPr>
-                <w:rFonts w:ascii="Times New Roman" w:hAnsi="Times New Roman" w:cs="Times New Roman" w:eastAsia="SimSun"/>
-              </w:rPr>
-              <m:t xml:space="preserve"> </m:t>
-            </m:r>
-          </m:e>
-          <m:sup>
-            <m:r>
-              <w:rPr>
-                <w:rFonts w:ascii="Times New Roman" w:hAnsi="Times New Roman" w:cs="Times New Roman" w:eastAsia="SimSun"/>
-              </w:rPr>
-              <m:t>35</m:t>
-            </m:r>
-          </m:sup>
-        </m:sSup>
-      </m:oMath>
-      <w:r>
-        <w:rPr>
-          <w:rFonts w:ascii="Times New Roman" w:hAnsi="Times New Roman" w:cs="Times New Roman" w:eastAsia="SimSun"/>
-        </w:rPr>
-        <w:t xml:space="preserve">Cl？</w:t>
-      </w:r>
-    </w:p>
-    <w:p>
-      <w:pPr>
-        <w:pStyle w:val="BodyText"/>
-        <w:spacing w:before="0" w:after="0" w:line="276" w:lineRule="auto"/>
-      </w:pPr>
-      <w:r>
-        <w:rPr>
-          <w:b/>
-          <w:bCs/>
-        </w:rPr>
-        <w:t xml:space="preserve">7-7</w:t>
-      </w:r>
-      <w:r>
-        <w:t xml:space="preserve"> </w:t>
-      </w:r>
-      <w:r>
-        <w:rPr>
-          <w:rFonts w:ascii="Times New Roman" w:hAnsi="Times New Roman" w:cs="Times New Roman" w:eastAsia="SimSun"/>
-        </w:rPr>
-        <w:t xml:space="preserve">由样品</w:t>
-      </w:r>
-      <w:r>
-        <w:t xml:space="preserve"> I </w:t>
-      </w:r>
-      <w:r>
-        <w:rPr>
-          <w:rFonts w:ascii="Times New Roman" w:hAnsi="Times New Roman" w:cs="Times New Roman" w:eastAsia="SimSun"/>
-        </w:rPr>
-        <w:t xml:space="preserve">生成的</w:t>
-      </w:r>
-      <w:r>
-        <w:t xml:space="preserve"> J </w:t>
-      </w:r>
-      <w:r>
-        <w:rPr>
-          <w:rFonts w:ascii="Times New Roman" w:hAnsi="Times New Roman" w:cs="Times New Roman" w:eastAsia="SimSun"/>
-        </w:rPr>
-        <w:t xml:space="preserve">包含多少百分比的</w:t>
-      </w:r>
-      <w:r>
-        <w:t xml:space="preserve"> </w:t>
-      </w:r>
-      <m:oMath>
-        <m:sSup>
-          <m:e>
-            <m:r>
-              <w:rPr>
-                <w:rFonts w:ascii="Times New Roman" w:hAnsi="Times New Roman" w:cs="Times New Roman" w:eastAsia="SimSun"/>
-              </w:rPr>
-              <m:t xml:space="preserve"> </m:t>
-            </m:r>
-          </m:e>
-          <m:sup>
-            <m:r>
-              <w:rPr>
-                <w:rFonts w:ascii="Times New Roman" w:hAnsi="Times New Roman" w:cs="Times New Roman" w:eastAsia="SimSun"/>
-              </w:rPr>
-              <m:t>35</m:t>
-            </m:r>
-          </m:sup>
-        </m:sSup>
-      </m:oMath>
-      <w:r>
-        <w:rPr>
-          <w:rFonts w:ascii="Times New Roman" w:hAnsi="Times New Roman" w:cs="Times New Roman" w:eastAsia="SimSun"/>
-        </w:rPr>
-        <w:t xml:space="preserve">Cl？</w:t>
-      </w:r>
-    </w:p>
-    <w:bookmarkEnd w:id="31"/>
     <w:bookmarkEnd w:id="32"/>
-    <w:bookmarkStart w:id="47" w:name="第二部分-结构化学第-812-题共-44-分"/>
-    <w:p>
-      <w:pPr>
-        <w:pStyle w:val="Heading2"/>
-      </w:pPr>
-      <w:r>
-        <w:rPr>
-          <w:rFonts w:ascii="Times New Roman" w:hAnsi="Times New Roman" w:cs="Times New Roman" w:eastAsia="SimSun"/>
-        </w:rPr>
-        <w:t xml:space="preserve">第二部分</w:t>
-      </w:r>
-      <w:r>
-        <w:t xml:space="preserve">　</w:t>
-      </w:r>
-      <w:r>
-        <w:rPr>
-          <w:rFonts w:ascii="Times New Roman" w:hAnsi="Times New Roman" w:cs="Times New Roman" w:eastAsia="SimSun"/>
-        </w:rPr>
-        <w:t xml:space="preserve">结构化学（第</w:t>
-      </w:r>
-      <w:r>
-        <w:t xml:space="preserve"> 8–12 </w:t>
-      </w:r>
-      <w:r>
-        <w:rPr>
-          <w:rFonts w:ascii="Times New Roman" w:hAnsi="Times New Roman" w:cs="Times New Roman" w:eastAsia="SimSun"/>
-        </w:rPr>
-        <w:t xml:space="preserve">题，共</w:t>
-      </w:r>
-      <w:r>
-        <w:t xml:space="preserve"> 44 </w:t>
-      </w:r>
-      <w:r>
-        <w:rPr>
-          <w:rFonts w:ascii="Times New Roman" w:hAnsi="Times New Roman" w:cs="Times New Roman" w:eastAsia="SimSun"/>
-        </w:rPr>
-        <w:t xml:space="preserve">分）</w:t>
-      </w:r>
-    </w:p>
-    <w:bookmarkStart w:id="33" w:name="第-8-题8-分"/>
+    <w:bookmarkStart w:id="33" w:name="第-9-题8-分"/>
     <w:p>
       <w:pPr>
         <w:pStyle w:val="Heading3"/>
@@ -8870,7 +7857,7 @@
         <w:t xml:space="preserve">第</w:t>
       </w:r>
       <w:r>
-        <w:t xml:space="preserve"> 8 </w:t>
+        <w:t xml:space="preserve"> 9 </w:t>
       </w:r>
       <w:r>
         <w:rPr>
@@ -8898,142 +7885,7 @@
         <w:rPr>
           <w:rFonts w:ascii="Times New Roman" w:hAnsi="Times New Roman" w:cs="Times New Roman" w:eastAsia="SimSun"/>
         </w:rPr>
-        <w:t xml:space="preserve">制备含</w:t>
-      </w:r>
-      <w:r>
-        <w:t xml:space="preserve"> </w:t>
-      </w:r>
-      <m:oMath>
-        <m:sSubSup>
-          <m:e>
-            <m:r>
-              <m:rPr>
-                <m:sty m:val="p"/>
-              </m:rPr>
-              <w:rPr>
-                <w:rFonts w:ascii="Times New Roman" w:hAnsi="Times New Roman" w:cs="Times New Roman" w:eastAsia="SimSun"/>
-              </w:rPr>
-              <m:t>O</m:t>
-            </m:r>
-          </m:e>
-          <m:sub>
-            <m:r>
-              <w:rPr>
-                <w:rFonts w:ascii="Times New Roman" w:hAnsi="Times New Roman" w:cs="Times New Roman" w:eastAsia="SimSun"/>
-              </w:rPr>
-              <m:t>2</m:t>
-            </m:r>
-          </m:sub>
-          <m:sup>
-            <m:r>
-              <m:rPr>
-                <m:sty m:val="p"/>
-              </m:rPr>
-              <w:rPr>
-                <w:rFonts w:ascii="Times New Roman" w:hAnsi="Times New Roman" w:cs="Times New Roman" w:eastAsia="SimSun"/>
-              </w:rPr>
-              <m:t>−</m:t>
-            </m:r>
-          </m:sup>
-        </m:sSubSup>
-      </m:oMath>
-      <w:r>
-        <w:t xml:space="preserve">、</w:t>
-      </w:r>
-      <m:oMath>
-        <m:sSubSup>
-          <m:e>
-            <m:r>
-              <m:rPr>
-                <m:sty m:val="p"/>
-              </m:rPr>
-              <w:rPr>
-                <w:rFonts w:ascii="Times New Roman" w:hAnsi="Times New Roman" w:cs="Times New Roman" w:eastAsia="SimSun"/>
-              </w:rPr>
-              <m:t>O</m:t>
-            </m:r>
-          </m:e>
-          <m:sub>
-            <m:r>
-              <w:rPr>
-                <w:rFonts w:ascii="Times New Roman" w:hAnsi="Times New Roman" w:cs="Times New Roman" w:eastAsia="SimSun"/>
-              </w:rPr>
-              <m:t>2</m:t>
-            </m:r>
-          </m:sub>
-          <m:sup>
-            <m:r>
-              <w:rPr>
-                <w:rFonts w:ascii="Times New Roman" w:hAnsi="Times New Roman" w:cs="Times New Roman" w:eastAsia="SimSun"/>
-              </w:rPr>
-              <m:t>2</m:t>
-            </m:r>
-            <m:r>
-              <m:rPr>
-                <m:sty m:val="p"/>
-              </m:rPr>
-              <w:rPr>
-                <w:rFonts w:ascii="Times New Roman" w:hAnsi="Times New Roman" w:cs="Times New Roman" w:eastAsia="SimSun"/>
-              </w:rPr>
-              <m:t>−</m:t>
-            </m:r>
-          </m:sup>
-        </m:sSubSup>
-      </m:oMath>
-      <w:r>
-        <w:t xml:space="preserve"> </w:t>
-      </w:r>
-      <w:r>
-        <w:rPr>
-          <w:rFonts w:ascii="Times New Roman" w:hAnsi="Times New Roman" w:cs="Times New Roman" w:eastAsia="SimSun"/>
-        </w:rPr>
-        <w:t xml:space="preserve">甚至</w:t>
-      </w:r>
-      <w:r>
-        <w:t xml:space="preserve"> </w:t>
-      </w:r>
-      <m:oMath>
-        <m:sSubSup>
-          <m:e>
-            <m:r>
-              <m:rPr>
-                <m:sty m:val="p"/>
-              </m:rPr>
-              <w:rPr>
-                <w:rFonts w:ascii="Times New Roman" w:hAnsi="Times New Roman" w:cs="Times New Roman" w:eastAsia="SimSun"/>
-              </w:rPr>
-              <m:t>O</m:t>
-            </m:r>
-          </m:e>
-          <m:sub>
-            <m:r>
-              <w:rPr>
-                <w:rFonts w:ascii="Times New Roman" w:hAnsi="Times New Roman" w:cs="Times New Roman" w:eastAsia="SimSun"/>
-              </w:rPr>
-              <m:t>2</m:t>
-            </m:r>
-          </m:sub>
-          <m:sup>
-            <m:r>
-              <m:rPr>
-                <m:sty m:val="p"/>
-              </m:rPr>
-              <w:rPr>
-                <w:rFonts w:ascii="Times New Roman" w:hAnsi="Times New Roman" w:cs="Times New Roman" w:eastAsia="SimSun"/>
-              </w:rPr>
-              <m:t>+</m:t>
-            </m:r>
-          </m:sup>
-        </m:sSubSup>
-      </m:oMath>
-      <w:r>
-        <w:t xml:space="preserve"> </w:t>
-      </w:r>
-      <w:r>
-        <w:rPr>
-          <w:rFonts w:ascii="Times New Roman" w:hAnsi="Times New Roman" w:cs="Times New Roman" w:eastAsia="SimSun"/>
-        </w:rPr>
-        <w:t xml:space="preserve">的化合物是可能的。</w:t>
+        <w:t xml:space="preserve">当将氯气通入近冰点的水中时，可以观察到一种带有绿色的羽毛状固体沉淀。其他气体（如甲烷和稀有气体）也可形成类似的沉淀物。这些沉淀均有相关的结构。</w:t>
       </w:r>
       <w:r>
         <w:t xml:space="preserve"> </w:t>
@@ -9045,7 +7897,7 @@
         <w:rPr>
           <w:rFonts w:ascii="Times New Roman" w:hAnsi="Times New Roman" w:cs="Times New Roman" w:eastAsia="SimSun"/>
         </w:rPr>
-        <w:t xml:space="preserve">明确指出上述反应中哪些相当于氧分子的氧化，哪些相当于还原。</w:t>
+        <w:t xml:space="preserve">1个晶胞中有多少A型空穴？</w:t>
       </w:r>
       <w:r>
         <w:t xml:space="preserve"> </w:t>
@@ -9057,7 +7909,16 @@
         <w:rPr>
           <w:rFonts w:ascii="Times New Roman" w:hAnsi="Times New Roman" w:cs="Times New Roman" w:eastAsia="SimSun"/>
         </w:rPr>
-        <w:t xml:space="preserve">对上述每一种离子给出含该离子的一种化合物的化学式。</w:t>
+        <w:t xml:space="preserve">计算</w:t>
+      </w:r>
+      <w:r>
+        <w:t xml:space="preserve"> 1 </w:t>
+      </w:r>
+      <w:r>
+        <w:rPr>
+          <w:rFonts w:ascii="Times New Roman" w:hAnsi="Times New Roman" w:cs="Times New Roman" w:eastAsia="SimSun"/>
+        </w:rPr>
+        <w:t xml:space="preserve">个晶胞中有多少个水分子。</w:t>
       </w:r>
       <w:r>
         <w:t xml:space="preserve"> </w:t>
@@ -9069,7 +7930,16 @@
         <w:rPr>
           <w:rFonts w:ascii="Times New Roman" w:hAnsi="Times New Roman" w:cs="Times New Roman" w:eastAsia="SimSun"/>
         </w:rPr>
-        <w:t xml:space="preserve">已知在上述型体中有一种是反磁的，指出是哪一种。</w:t>
+        <w:t xml:space="preserve">如果所有的空穴中都含有</w:t>
+      </w:r>
+      <w:r>
+        <w:t xml:space="preserve"> 1 </w:t>
+      </w:r>
+      <w:r>
+        <w:rPr>
+          <w:rFonts w:ascii="Times New Roman" w:hAnsi="Times New Roman" w:cs="Times New Roman" w:eastAsia="SimSun"/>
+        </w:rPr>
+        <w:t xml:space="preserve">个客体分子，计算水分子数目与客体分子数目之比。</w:t>
       </w:r>
       <w:r>
         <w:t xml:space="preserve"> </w:t>
@@ -9081,34 +7951,34 @@
         <w:rPr>
           <w:rFonts w:ascii="Times New Roman" w:hAnsi="Times New Roman" w:cs="Times New Roman" w:eastAsia="SimSun"/>
         </w:rPr>
-        <w:t xml:space="preserve">已知上述四种型体中</w:t>
-      </w:r>
-      <w:r>
-        <w:t xml:space="preserve"> O—O </w:t>
-      </w:r>
-      <w:r>
-        <w:rPr>
-          <w:rFonts w:ascii="Times New Roman" w:hAnsi="Times New Roman" w:cs="Times New Roman" w:eastAsia="SimSun"/>
-        </w:rPr>
-        <w:t xml:space="preserve">原子间的距离为</w:t>
-      </w:r>
-      <w:r>
-        <w:t xml:space="preserve"> 112pm、121pm、132pm </w:t>
-      </w:r>
-      <w:r>
-        <w:rPr>
-          <w:rFonts w:ascii="Times New Roman" w:hAnsi="Times New Roman" w:cs="Times New Roman" w:eastAsia="SimSun"/>
-        </w:rPr>
-        <w:t xml:space="preserve">和大约</w:t>
-      </w:r>
-      <w:r>
-        <w:t xml:space="preserve"> </w:t>
-      </w:r>
-      <w:r>
-        <w:rPr>
-          <w:rFonts w:ascii="Times New Roman" w:hAnsi="Times New Roman" w:cs="Times New Roman" w:eastAsia="SimSun"/>
-        </w:rPr>
-        <w:t xml:space="preserve">149pm。把这四个数值填在合适的空格内。</w:t>
+        <w:t xml:space="preserve">在</w:t>
+      </w:r>
+      <w:r>
+        <w:t xml:space="preserve"> </w:t>
+      </w:r>
+      <w:r>
+        <w:rPr>
+          <w:rFonts w:ascii="Times New Roman" w:hAnsi="Times New Roman" w:cs="Times New Roman" w:eastAsia="SimSun"/>
+        </w:rPr>
+        <w:t xml:space="preserve">0～10°C</w:t>
+      </w:r>
+      <w:r>
+        <w:t xml:space="preserve"> </w:t>
+      </w:r>
+      <w:r>
+        <w:rPr>
+          <w:rFonts w:ascii="Times New Roman" w:hAnsi="Times New Roman" w:cs="Times New Roman" w:eastAsia="SimSun"/>
+        </w:rPr>
+        <w:t xml:space="preserve">条件下形成的甲烷水合物具有</w:t>
+      </w:r>
+      <w:r>
+        <w:t xml:space="preserve"> (3) </w:t>
+      </w:r>
+      <w:r>
+        <w:rPr>
+          <w:rFonts w:ascii="Times New Roman" w:hAnsi="Times New Roman" w:cs="Times New Roman" w:eastAsia="SimSun"/>
+        </w:rPr>
+        <w:t xml:space="preserve">题中所述的结构。计算该包合物的密度。</w:t>
       </w:r>
       <w:r>
         <w:t xml:space="preserve"> </w:t>
@@ -9120,25 +7990,16 @@
         <w:rPr>
           <w:rFonts w:ascii="Times New Roman" w:hAnsi="Times New Roman" w:cs="Times New Roman" w:eastAsia="SimSun"/>
         </w:rPr>
-        <w:t xml:space="preserve">有三种型体的键能约为</w:t>
-      </w:r>
-      <w:r>
-        <w:t xml:space="preserve"> 200 kJ·mol⁻¹、490 kJ·mol⁻¹ </w:t>
-      </w:r>
-      <w:r>
-        <w:rPr>
-          <w:rFonts w:ascii="Times New Roman" w:hAnsi="Times New Roman" w:cs="Times New Roman" w:eastAsia="SimSun"/>
-        </w:rPr>
-        <w:t xml:space="preserve">和</w:t>
-      </w:r>
-      <w:r>
-        <w:t xml:space="preserve"> 625 </w:t>
-      </w:r>
-      <w:r>
-        <w:rPr>
-          <w:rFonts w:ascii="Times New Roman" w:hAnsi="Times New Roman" w:cs="Times New Roman" w:eastAsia="SimSun"/>
-        </w:rPr>
-        <w:t xml:space="preserve">kJ·mol⁻¹，另一种因数值不定未给出。</w:t>
+        <w:t xml:space="preserve">氯的水合物的密度为</w:t>
+      </w:r>
+      <w:r>
+        <w:t xml:space="preserve"> 1.26 </w:t>
+      </w:r>
+      <w:r>
+        <w:rPr>
+          <w:rFonts w:ascii="Times New Roman" w:hAnsi="Times New Roman" w:cs="Times New Roman" w:eastAsia="SimSun"/>
+        </w:rPr>
+        <w:t xml:space="preserve">g·cm⁻³，计算该晶体中水分子数目与客体分子数目之比。</w:t>
       </w:r>
       <w:r>
         <w:t xml:space="preserve"> </w:t>
@@ -9150,245 +8011,11 @@
         <w:rPr>
           <w:rFonts w:ascii="Times New Roman" w:hAnsi="Times New Roman" w:cs="Times New Roman" w:eastAsia="SimSun"/>
         </w:rPr>
-        <w:t xml:space="preserve">确定每一型体的键级。</w:t>
-      </w:r>
-      <w:r>
-        <w:t xml:space="preserve"> </w:t>
-      </w:r>
-      <w:r>
-        <w:t xml:space="preserve">(7) </w:t>
-      </w:r>
-      <w:r>
-        <w:rPr>
-          <w:rFonts w:ascii="Times New Roman" w:hAnsi="Times New Roman" w:cs="Times New Roman" w:eastAsia="SimSun"/>
-        </w:rPr>
-        <w:t xml:space="preserve">指出按你设想有没有可能制备含</w:t>
-      </w:r>
-      <w:r>
-        <w:t xml:space="preserve"> </w:t>
-      </w:r>
-      <m:oMath>
-        <m:sSubSup>
-          <m:e>
-            <m:r>
-              <m:rPr>
-                <m:sty m:val="p"/>
-              </m:rPr>
-              <w:rPr>
-                <w:rFonts w:ascii="Times New Roman" w:hAnsi="Times New Roman" w:cs="Times New Roman" w:eastAsia="SimSun"/>
-              </w:rPr>
-              <m:t>F</m:t>
-            </m:r>
-          </m:e>
-          <m:sub>
-            <m:r>
-              <w:rPr>
-                <w:rFonts w:ascii="Times New Roman" w:hAnsi="Times New Roman" w:cs="Times New Roman" w:eastAsia="SimSun"/>
-              </w:rPr>
-              <m:t>2</m:t>
-            </m:r>
-          </m:sub>
-          <m:sup>
-            <m:r>
-              <w:rPr>
-                <w:rFonts w:ascii="Times New Roman" w:hAnsi="Times New Roman" w:cs="Times New Roman" w:eastAsia="SimSun"/>
-              </w:rPr>
-              <m:t>2</m:t>
-            </m:r>
-            <m:r>
-              <m:rPr>
-                <m:sty m:val="p"/>
-              </m:rPr>
-              <w:rPr>
-                <w:rFonts w:ascii="Times New Roman" w:hAnsi="Times New Roman" w:cs="Times New Roman" w:eastAsia="SimSun"/>
-              </w:rPr>
-              <m:t>−</m:t>
-            </m:r>
-          </m:sup>
-        </m:sSubSup>
-      </m:oMath>
-      <w:r>
-        <w:t xml:space="preserve"> </w:t>
-      </w:r>
-      <w:r>
-        <w:rPr>
-          <w:rFonts w:ascii="Times New Roman" w:hAnsi="Times New Roman" w:cs="Times New Roman" w:eastAsia="SimSun"/>
-        </w:rPr>
-        <w:t xml:space="preserve">离子的化合物，理由是什么？</w:t>
+        <w:t xml:space="preserve">以这些原子的共价半径和非键半径为基础，估算可能存在的空穴的平均半径的下限和上限。给出原因。</w:t>
       </w:r>
     </w:p>
     <w:bookmarkEnd w:id="33"/>
-    <w:bookmarkStart w:id="34" w:name="第-9-题8-分"/>
-    <w:p>
-      <w:pPr>
-        <w:pStyle w:val="Heading3"/>
-      </w:pPr>
-      <w:r>
-        <w:rPr>
-          <w:rFonts w:ascii="Times New Roman" w:hAnsi="Times New Roman" w:cs="Times New Roman" w:eastAsia="SimSun"/>
-        </w:rPr>
-        <w:t xml:space="preserve">第</w:t>
-      </w:r>
-      <w:r>
-        <w:t xml:space="preserve"> 9 </w:t>
-      </w:r>
-      <w:r>
-        <w:rPr>
-          <w:rFonts w:ascii="Times New Roman" w:hAnsi="Times New Roman" w:cs="Times New Roman" w:eastAsia="SimSun"/>
-        </w:rPr>
-        <w:t xml:space="preserve">题（8</w:t>
-      </w:r>
-      <w:r>
-        <w:t xml:space="preserve"> </w:t>
-      </w:r>
-      <w:r>
-        <w:rPr>
-          <w:rFonts w:ascii="Times New Roman" w:hAnsi="Times New Roman" w:cs="Times New Roman" w:eastAsia="SimSun"/>
-        </w:rPr>
-        <w:t xml:space="preserve">分）</w:t>
-      </w:r>
-    </w:p>
-    <w:p>
-      <w:pPr>
-        <w:pStyle w:val="FirstParagraph"/>
-        <w:spacing w:before="0" w:after="0" w:line="276" w:lineRule="auto"/>
-        <w:ind w:firstLineChars="200" w:firstLine="420"/>
-      </w:pPr>
-      <w:r>
-        <w:rPr>
-          <w:rFonts w:ascii="Times New Roman" w:hAnsi="Times New Roman" w:cs="Times New Roman" w:eastAsia="SimSun"/>
-        </w:rPr>
-        <w:t xml:space="preserve">当将氯气通入近冰点的水中时，可以观察到一种带有绿色的羽毛状固体沉淀。其他气体（如甲烷和稀有气体）也可形成类似的沉淀物。这些沉淀均有相关的结构。</w:t>
-      </w:r>
-      <w:r>
-        <w:t xml:space="preserve"> </w:t>
-      </w:r>
-      <w:r>
-        <w:t xml:space="preserve">(1) </w:t>
-      </w:r>
-      <w:r>
-        <w:rPr>
-          <w:rFonts w:ascii="Times New Roman" w:hAnsi="Times New Roman" w:cs="Times New Roman" w:eastAsia="SimSun"/>
-        </w:rPr>
-        <w:t xml:space="preserve">1个晶胞中有多少A型空穴？</w:t>
-      </w:r>
-      <w:r>
-        <w:t xml:space="preserve"> </w:t>
-      </w:r>
-      <w:r>
-        <w:t xml:space="preserve">(2) </w:t>
-      </w:r>
-      <w:r>
-        <w:rPr>
-          <w:rFonts w:ascii="Times New Roman" w:hAnsi="Times New Roman" w:cs="Times New Roman" w:eastAsia="SimSun"/>
-        </w:rPr>
-        <w:t xml:space="preserve">计算</w:t>
-      </w:r>
-      <w:r>
-        <w:t xml:space="preserve"> 1 </w:t>
-      </w:r>
-      <w:r>
-        <w:rPr>
-          <w:rFonts w:ascii="Times New Roman" w:hAnsi="Times New Roman" w:cs="Times New Roman" w:eastAsia="SimSun"/>
-        </w:rPr>
-        <w:t xml:space="preserve">个晶胞中有多少个水分子。</w:t>
-      </w:r>
-      <w:r>
-        <w:t xml:space="preserve"> </w:t>
-      </w:r>
-      <w:r>
-        <w:t xml:space="preserve">(3) </w:t>
-      </w:r>
-      <w:r>
-        <w:rPr>
-          <w:rFonts w:ascii="Times New Roman" w:hAnsi="Times New Roman" w:cs="Times New Roman" w:eastAsia="SimSun"/>
-        </w:rPr>
-        <w:t xml:space="preserve">如果所有的空穴中都含有</w:t>
-      </w:r>
-      <w:r>
-        <w:t xml:space="preserve"> 1 </w:t>
-      </w:r>
-      <w:r>
-        <w:rPr>
-          <w:rFonts w:ascii="Times New Roman" w:hAnsi="Times New Roman" w:cs="Times New Roman" w:eastAsia="SimSun"/>
-        </w:rPr>
-        <w:t xml:space="preserve">个客体分子，计算水分子数目与客体分子数目之比。</w:t>
-      </w:r>
-      <w:r>
-        <w:t xml:space="preserve"> </w:t>
-      </w:r>
-      <w:r>
-        <w:t xml:space="preserve">(4) </w:t>
-      </w:r>
-      <w:r>
-        <w:rPr>
-          <w:rFonts w:ascii="Times New Roman" w:hAnsi="Times New Roman" w:cs="Times New Roman" w:eastAsia="SimSun"/>
-        </w:rPr>
-        <w:t xml:space="preserve">在</w:t>
-      </w:r>
-      <w:r>
-        <w:t xml:space="preserve"> </w:t>
-      </w:r>
-      <w:r>
-        <w:rPr>
-          <w:rFonts w:ascii="Times New Roman" w:hAnsi="Times New Roman" w:cs="Times New Roman" w:eastAsia="SimSun"/>
-        </w:rPr>
-        <w:t xml:space="preserve">0～10°C</w:t>
-      </w:r>
-      <w:r>
-        <w:t xml:space="preserve"> </w:t>
-      </w:r>
-      <w:r>
-        <w:rPr>
-          <w:rFonts w:ascii="Times New Roman" w:hAnsi="Times New Roman" w:cs="Times New Roman" w:eastAsia="SimSun"/>
-        </w:rPr>
-        <w:t xml:space="preserve">条件下形成的甲烷水合物具有</w:t>
-      </w:r>
-      <w:r>
-        <w:t xml:space="preserve"> (3) </w:t>
-      </w:r>
-      <w:r>
-        <w:rPr>
-          <w:rFonts w:ascii="Times New Roman" w:hAnsi="Times New Roman" w:cs="Times New Roman" w:eastAsia="SimSun"/>
-        </w:rPr>
-        <w:t xml:space="preserve">题中所述的结构。计算该包合物的密度。</w:t>
-      </w:r>
-      <w:r>
-        <w:t xml:space="preserve"> </w:t>
-      </w:r>
-      <w:r>
-        <w:t xml:space="preserve">(5) </w:t>
-      </w:r>
-      <w:r>
-        <w:rPr>
-          <w:rFonts w:ascii="Times New Roman" w:hAnsi="Times New Roman" w:cs="Times New Roman" w:eastAsia="SimSun"/>
-        </w:rPr>
-        <w:t xml:space="preserve">氯的水合物的密度为</w:t>
-      </w:r>
-      <w:r>
-        <w:t xml:space="preserve"> 1.26 </w:t>
-      </w:r>
-      <w:r>
-        <w:rPr>
-          <w:rFonts w:ascii="Times New Roman" w:hAnsi="Times New Roman" w:cs="Times New Roman" w:eastAsia="SimSun"/>
-        </w:rPr>
-        <w:t xml:space="preserve">g·cm⁻³，计算该晶体中水分子数目与客体分子数目之比。</w:t>
-      </w:r>
-      <w:r>
-        <w:t xml:space="preserve"> </w:t>
-      </w:r>
-      <w:r>
-        <w:t xml:space="preserve">(6) </w:t>
-      </w:r>
-      <w:r>
-        <w:rPr>
-          <w:rFonts w:ascii="Times New Roman" w:hAnsi="Times New Roman" w:cs="Times New Roman" w:eastAsia="SimSun"/>
-        </w:rPr>
-        <w:t xml:space="preserve">以这些原子的共价半径和非键半径为基础，估算可能存在的空穴的平均半径的下限和上限。给出原因。</w:t>
-      </w:r>
-    </w:p>
-    <w:bookmarkEnd w:id="34"/>
-    <w:bookmarkStart w:id="35" w:name="第-10-题9-分"/>
+    <w:bookmarkStart w:id="34" w:name="第-10-题9-分"/>
     <w:p>
       <w:pPr>
         <w:pStyle w:val="Heading3"/>
@@ -10345,8 +8972,8 @@
         <w:t xml:space="preserve">。</w:t>
       </w:r>
     </w:p>
-    <w:bookmarkEnd w:id="35"/>
-    <w:bookmarkStart w:id="36" w:name="第-11-题9-分"/>
+    <w:bookmarkEnd w:id="34"/>
+    <w:bookmarkStart w:id="35" w:name="第-11-题9-分"/>
     <w:p>
       <w:pPr>
         <w:pStyle w:val="Heading3"/>
@@ -11116,8 +9743,8 @@
         <w:t xml:space="preserve">比较，本方法的优点是____。</w:t>
       </w:r>
     </w:p>
-    <w:bookmarkEnd w:id="36"/>
-    <w:bookmarkStart w:id="46" w:name="第-12-题10-分"/>
+    <w:bookmarkEnd w:id="35"/>
+    <w:bookmarkStart w:id="45" w:name="第-12-题10-分"/>
     <w:p>
       <w:pPr>
         <w:pStyle w:val="Heading3"/>
@@ -11232,20 +9859,20 @@
       <w:r>
         <w:drawing>
           <wp:inline>
-            <wp:extent cx="4953000" cy="5613400"/>
+            <wp:extent cx="3240000" cy="3671999"/>
             <wp:effectExtent b="0" l="0" r="0" t="0"/>
-            <wp:docPr descr="" title="" id="38" name="Picture"/>
+            <wp:docPr descr="" title="" id="37" name="Picture"/>
             <a:graphic>
               <a:graphicData uri="http://schemas.openxmlformats.org/drawingml/2006/picture">
                 <pic:pic>
                   <pic:nvPicPr>
-                    <pic:cNvPr descr="391304ea41c65129e21ab62266374879e9f582318cbc9e98ae0e0bd0d2e192a2.jpg" id="39" name="Picture"/>
+                    <pic:cNvPr descr="391304ea41c65129e21ab62266374879e9f582318cbc9e98ae0e0bd0d2e192a2.jpg" id="38" name="Picture"/>
                     <pic:cNvPicPr>
                       <a:picLocks noChangeArrowheads="1" noChangeAspect="1"/>
                     </pic:cNvPicPr>
                   </pic:nvPicPr>
                   <pic:blipFill>
-                    <a:blip r:embed="rId37"/>
+                    <a:blip r:embed="rId36"/>
                     <a:stretch>
                       <a:fillRect/>
                     </a:stretch>
@@ -11253,7 +9880,7 @@
                   <pic:spPr bwMode="auto">
                     <a:xfrm>
                       <a:off x="0" y="0"/>
-                      <a:ext cx="4953000" cy="5613400"/>
+                      <a:ext cx="3240000" cy="3671999"/>
                     </a:xfrm>
                     <a:prstGeom prst="rect">
                       <a:avLst/>
@@ -11366,20 +9993,20 @@
       <w:r>
         <w:drawing>
           <wp:inline>
-            <wp:extent cx="6184900" cy="3729905"/>
+            <wp:extent cx="3600000" cy="2171038"/>
             <wp:effectExtent b="0" l="0" r="0" t="0"/>
-            <wp:docPr descr="" title="" id="41" name="Picture"/>
+            <wp:docPr descr="" title="" id="40" name="Picture"/>
             <a:graphic>
               <a:graphicData uri="http://schemas.openxmlformats.org/drawingml/2006/picture">
                 <pic:pic>
                   <pic:nvPicPr>
-                    <pic:cNvPr descr="da3570e15202d508573e8632134937e0610d60c2d4b9689cfe9af15c0e474a9f.jpg" id="42" name="Picture"/>
+                    <pic:cNvPr descr="da3570e15202d508573e8632134937e0610d60c2d4b9689cfe9af15c0e474a9f.jpg" id="41" name="Picture"/>
                     <pic:cNvPicPr>
                       <a:picLocks noChangeArrowheads="1" noChangeAspect="1"/>
                     </pic:cNvPicPr>
                   </pic:nvPicPr>
                   <pic:blipFill>
-                    <a:blip r:embed="rId40"/>
+                    <a:blip r:embed="rId39"/>
                     <a:stretch>
                       <a:fillRect/>
                     </a:stretch>
@@ -11387,7 +10014,7 @@
                   <pic:spPr bwMode="auto">
                     <a:xfrm>
                       <a:off x="0" y="0"/>
-                      <a:ext cx="6184900" cy="3729905"/>
+                      <a:ext cx="3600000" cy="2171038"/>
                     </a:xfrm>
                     <a:prstGeom prst="rect">
                       <a:avLst/>
@@ -11641,20 +10268,20 @@
       <w:r>
         <w:drawing>
           <wp:inline>
-            <wp:extent cx="6184900" cy="1187953"/>
+            <wp:extent cx="3600000" cy="691463"/>
             <wp:effectExtent b="0" l="0" r="0" t="0"/>
-            <wp:docPr descr="" title="" id="44" name="Picture"/>
+            <wp:docPr descr="" title="" id="43" name="Picture"/>
             <a:graphic>
               <a:graphicData uri="http://schemas.openxmlformats.org/drawingml/2006/picture">
                 <pic:pic>
                   <pic:nvPicPr>
-                    <pic:cNvPr descr="22606d8468b6005eed4c6a2721b7532e8c308b3e1223ebad6963bc9d025abc21.jpg" id="45" name="Picture"/>
+                    <pic:cNvPr descr="22606d8468b6005eed4c6a2721b7532e8c308b3e1223ebad6963bc9d025abc21.jpg" id="44" name="Picture"/>
                     <pic:cNvPicPr>
                       <a:picLocks noChangeArrowheads="1" noChangeAspect="1"/>
                     </pic:cNvPicPr>
                   </pic:nvPicPr>
                   <pic:blipFill>
-                    <a:blip r:embed="rId43"/>
+                    <a:blip r:embed="rId42"/>
                     <a:stretch>
                       <a:fillRect/>
                     </a:stretch>
@@ -11662,7 +10289,7 @@
                   <pic:spPr bwMode="auto">
                     <a:xfrm>
                       <a:off x="0" y="0"/>
-                      <a:ext cx="6184900" cy="1187953"/>
+                      <a:ext cx="3600000" cy="691463"/>
                     </a:xfrm>
                     <a:prstGeom prst="rect">
                       <a:avLst/>
@@ -11681,9 +10308,9 @@
         </w:drawing>
       </w:r>
     </w:p>
+    <w:bookmarkEnd w:id="45"/>
     <w:bookmarkEnd w:id="46"/>
-    <w:bookmarkEnd w:id="47"/>
-    <w:bookmarkStart w:id="52" w:name="第三部分-化学原理第-1316-题共-36-分"/>
+    <w:bookmarkStart w:id="51" w:name="第三部分-化学原理第-1316-题共-36-分"/>
     <w:p>
       <w:pPr>
         <w:pStyle w:val="Heading2"/>
@@ -11722,7 +10349,7 @@
         <w:t xml:space="preserve">分）</w:t>
       </w:r>
     </w:p>
-    <w:bookmarkStart w:id="48" w:name="第-13-题8-分"/>
+    <w:bookmarkStart w:id="47" w:name="第-13-题8-分"/>
     <w:p>
       <w:pPr>
         <w:pStyle w:val="Heading3"/>
@@ -12029,8 +10656,8 @@
         <w:t xml:space="preserve">反应的化学方程式。</w:t>
       </w:r>
     </w:p>
-    <w:bookmarkEnd w:id="48"/>
-    <w:bookmarkStart w:id="49" w:name="第-14-题11-分"/>
+    <w:bookmarkEnd w:id="47"/>
+    <w:bookmarkStart w:id="48" w:name="第-14-题11-分"/>
     <w:p>
       <w:pPr>
         <w:pStyle w:val="Heading3"/>
@@ -15759,8 +14386,8 @@
         </m:sSup>
       </m:oMath>
     </w:p>
-    <w:bookmarkEnd w:id="49"/>
-    <w:bookmarkStart w:id="50" w:name="第-15-题9-分"/>
+    <w:bookmarkEnd w:id="48"/>
+    <w:bookmarkStart w:id="49" w:name="第-15-题9-分"/>
     <w:p>
       <w:pPr>
         <w:pStyle w:val="Heading3"/>
@@ -16168,8 +14795,8 @@
         <w:t xml:space="preserve">平衡值的比。</w:t>
       </w:r>
     </w:p>
-    <w:bookmarkEnd w:id="50"/>
-    <w:bookmarkStart w:id="51" w:name="第-16-题8-分"/>
+    <w:bookmarkEnd w:id="49"/>
+    <w:bookmarkStart w:id="50" w:name="第-16-题8-分"/>
     <w:p>
       <w:pPr>
         <w:pStyle w:val="Heading3"/>
@@ -16696,9 +15323,9 @@
         <w:t xml:space="preserve">。通过计算判断：与加压前对比，从玻璃缸旁边水平观察，颜色如何变化；从玻璃缸活塞上方垂直向下观察，颜色如何变化。</w:t>
       </w:r>
     </w:p>
+    <w:bookmarkEnd w:id="50"/>
     <w:bookmarkEnd w:id="51"/>
     <w:bookmarkEnd w:id="52"/>
-    <w:bookmarkEnd w:id="53"/>
     <w:sectPr>
       <w:footerReference r:id="rId9" w:type="default"/>
       <w:headerReference r:id="rId10" w:type="default"/>
